--- a/public/legal/pro-ic-agreement.docx
+++ b/public/legal/pro-ic-agreement.docx
@@ -2,7 +2,33 @@
 <file path=word/document.xml><?xml version="1.0" encoding="utf-8"?>
 <w:document xmlns:w="http://schemas.openxmlformats.org/wordprocessingml/2006/main" xmlns:m="http://schemas.openxmlformats.org/officeDocument/2006/math" xmlns:r="http://schemas.openxmlformats.org/officeDocument/2006/relationships" xmlns:o="urn:schemas-microsoft-com:office:office" xmlns:v="urn:schemas-microsoft-com:vml" xmlns:w10="urn:schemas-microsoft-com:office:word" xmlns:a="http://schemas.openxmlformats.org/drawingml/2006/main" xmlns:pic="http://schemas.openxmlformats.org/drawingml/2006/picture" xmlns:wp="http://schemas.openxmlformats.org/drawingml/2006/wordprocessingDrawing">
   <w:body>
-    <w:bookmarkStart w:id="86" w:name="X99fd2bd884e80a547a8587146e7ff29d26a400e"/>
+    <w:sdt>
+      <w:sdtPr>
+        <w:docPartObj>
+          <w:docPartGallery w:val="Table of Contents"/>
+          <w:docPartUnique/>
+        </w:docPartObj>
+      </w:sdtPr>
+      <w:sdtContent>
+        <w:p>
+          <w:pPr>
+            <w:pStyle w:val="TOCHeading"/>
+          </w:pPr>
+          <w:r>
+            <w:t xml:space="preserve">Table of Contents</w:t>
+          </w:r>
+        </w:p>
+        <w:p>
+          <w:r>
+            <w:fldChar w:fldCharType="begin" w:dirty="true"/>
+            <w:instrText xml:space="preserve">TOC \o "1-2" \h \z \u</w:instrText>
+            <w:fldChar w:fldCharType="separate"/>
+            <w:fldChar w:fldCharType="end"/>
+          </w:r>
+        </w:p>
+      </w:sdtContent>
+    </w:sdt>
+    <w:bookmarkStart w:id="97" w:name="X99fd2bd884e80a547a8587146e7ff29d26a400e"/>
     <w:p>
       <w:pPr>
         <w:pStyle w:val="Heading1"/>
@@ -17,8 +43,8 @@
       </w:pPr>
       <w:r>
         <w:rPr>
-          <w:b/>
-          <w:bCs/>
+          <w:bCs/>
+          <w:b/>
         </w:rPr>
         <w:t xml:space="preserve">Version:</w:t>
       </w:r>
@@ -33,8 +59,8 @@
       </w:r>
       <w:r>
         <w:rPr>
-          <w:b/>
-          <w:bCs/>
+          <w:bCs/>
+          <w:b/>
         </w:rPr>
         <w:t xml:space="preserve">Effective as of the date electronically accepted by the Pro at signup.</w:t>
       </w:r>
@@ -44,60 +70,147 @@
         <w:pStyle w:val="BodyText"/>
       </w:pPr>
       <w:r>
-        <w:t xml:space="preserve">This Pro Independent Contractor Agreement (this “</w:t>
-      </w:r>
-      <w:r>
-        <w:rPr>
-          <w:b/>
-          <w:bCs/>
+        <w:t xml:space="preserve">This Pro Independent Contractor Agreement (this</w:t>
+      </w:r>
+      <w:r>
+        <w:t xml:space="preserve"> </w:t>
+      </w:r>
+      <w:r>
+        <w:t xml:space="preserve">“</w:t>
+      </w:r>
+      <w:r>
+        <w:rPr>
+          <w:bCs/>
+          <w:b/>
         </w:rPr>
         <w:t xml:space="preserve">Agreement</w:t>
       </w:r>
       <w:r>
-        <w:t xml:space="preserve">”) is entered into between</w:t>
-      </w:r>
-      <w:r>
-        <w:t xml:space="preserve"> </w:t>
-      </w:r>
-      <w:r>
-        <w:rPr>
-          <w:b/>
-          <w:bCs/>
+        <w:t xml:space="preserve">”</w:t>
+      </w:r>
+      <w:r>
+        <w:t xml:space="preserve">) is entered into between</w:t>
+      </w:r>
+      <w:r>
+        <w:t xml:space="preserve"> </w:t>
+      </w:r>
+      <w:r>
+        <w:rPr>
+          <w:bCs/>
+          <w:b/>
         </w:rPr>
         <w:t xml:space="preserve">PureTask LLC</w:t>
       </w:r>
       <w:r>
-        <w:t xml:space="preserve">, a California limited liability company (“</w:t>
-      </w:r>
-      <w:r>
-        <w:rPr>
-          <w:b/>
-          <w:bCs/>
+        <w:t xml:space="preserve">, a California limited liability company (</w:t>
+      </w:r>
+      <w:r>
+        <w:t xml:space="preserve">“</w:t>
+      </w:r>
+      <w:r>
+        <w:rPr>
+          <w:bCs/>
+          <w:b/>
         </w:rPr>
         <w:t xml:space="preserve">PureTask</w:t>
       </w:r>
       <w:r>
-        <w:t xml:space="preserve">,” “we,” or “us”), and the individual or business entity accepting this Agreement (“</w:t>
-      </w:r>
-      <w:r>
-        <w:rPr>
-          <w:b/>
-          <w:bCs/>
+        <w:t xml:space="preserve">,</w:t>
+      </w:r>
+      <w:r>
+        <w:t xml:space="preserve">”</w:t>
+      </w:r>
+      <w:r>
+        <w:t xml:space="preserve"> </w:t>
+      </w:r>
+      <w:r>
+        <w:t xml:space="preserve">“</w:t>
+      </w:r>
+      <w:r>
+        <w:t xml:space="preserve">we,</w:t>
+      </w:r>
+      <w:r>
+        <w:t xml:space="preserve">”</w:t>
+      </w:r>
+      <w:r>
+        <w:t xml:space="preserve"> </w:t>
+      </w:r>
+      <w:r>
+        <w:t xml:space="preserve">or</w:t>
+      </w:r>
+      <w:r>
+        <w:t xml:space="preserve"> </w:t>
+      </w:r>
+      <w:r>
+        <w:t xml:space="preserve">“</w:t>
+      </w:r>
+      <w:r>
+        <w:t xml:space="preserve">us</w:t>
+      </w:r>
+      <w:r>
+        <w:t xml:space="preserve">”</w:t>
+      </w:r>
+      <w:r>
+        <w:t xml:space="preserve">), and the individual or business entity accepting this Agreement (</w:t>
+      </w:r>
+      <w:r>
+        <w:t xml:space="preserve">“</w:t>
+      </w:r>
+      <w:r>
+        <w:rPr>
+          <w:bCs/>
+          <w:b/>
         </w:rPr>
         <w:t xml:space="preserve">Pro</w:t>
       </w:r>
       <w:r>
-        <w:t xml:space="preserve">,” “you,” or “your”). This Agreement supplements, but does not replace, the</w:t>
-      </w:r>
-      <w:r>
-        <w:t xml:space="preserve"> </w:t>
-      </w:r>
-      <w:hyperlink r:id="rId9">
+        <w:t xml:space="preserve">,</w:t>
+      </w:r>
+      <w:r>
+        <w:t xml:space="preserve">”</w:t>
+      </w:r>
+      <w:r>
+        <w:t xml:space="preserve"> </w:t>
+      </w:r>
+      <w:r>
+        <w:t xml:space="preserve">“</w:t>
+      </w:r>
+      <w:r>
+        <w:t xml:space="preserve">you,</w:t>
+      </w:r>
+      <w:r>
+        <w:t xml:space="preserve">”</w:t>
+      </w:r>
+      <w:r>
+        <w:t xml:space="preserve"> </w:t>
+      </w:r>
+      <w:r>
+        <w:t xml:space="preserve">or</w:t>
+      </w:r>
+      <w:r>
+        <w:t xml:space="preserve"> </w:t>
+      </w:r>
+      <w:r>
+        <w:t xml:space="preserve">“</w:t>
+      </w:r>
+      <w:r>
+        <w:t xml:space="preserve">your</w:t>
+      </w:r>
+      <w:r>
+        <w:t xml:space="preserve">”</w:t>
+      </w:r>
+      <w:r>
+        <w:t xml:space="preserve">). This Agreement supplements, but does not replace, the</w:t>
+      </w:r>
+      <w:r>
+        <w:t xml:space="preserve"> </w:t>
+      </w:r>
+      <w:hyperlink r:id="rId20">
         <w:r>
           <w:rPr>
             <w:rStyle w:val="Hyperlink"/>
+            <w:bCs/>
             <w:b/>
-            <w:bCs/>
           </w:rPr>
           <w:t xml:space="preserve">PureTask Terms of Service</w:t>
         </w:r>
@@ -108,12 +221,12 @@
       <w:r>
         <w:t xml:space="preserve"> </w:t>
       </w:r>
-      <w:hyperlink r:id="rId10">
+      <w:hyperlink r:id="rId21">
         <w:r>
           <w:rPr>
             <w:rStyle w:val="Hyperlink"/>
+            <w:bCs/>
             <w:b/>
-            <w:bCs/>
           </w:rPr>
           <w:t xml:space="preserve">Privacy Policy</w:t>
         </w:r>
@@ -124,12 +237,12 @@
       <w:r>
         <w:t xml:space="preserve"> </w:t>
       </w:r>
-      <w:hyperlink r:id="rId11">
+      <w:hyperlink r:id="rId22">
         <w:r>
           <w:rPr>
             <w:rStyle w:val="Hyperlink"/>
+            <w:bCs/>
             <w:b/>
-            <w:bCs/>
           </w:rPr>
           <w:t xml:space="preserve">Acceptable Use Policy</w:t>
         </w:r>
@@ -140,12 +253,12 @@
       <w:r>
         <w:t xml:space="preserve"> </w:t>
       </w:r>
-      <w:hyperlink r:id="rId12">
+      <w:hyperlink r:id="rId23">
         <w:r>
           <w:rPr>
             <w:rStyle w:val="Hyperlink"/>
+            <w:bCs/>
             <w:b/>
-            <w:bCs/>
           </w:rPr>
           <w:t xml:space="preserve">Cookie Policy</w:t>
         </w:r>
@@ -156,12 +269,12 @@
       <w:r>
         <w:t xml:space="preserve"> </w:t>
       </w:r>
-      <w:hyperlink r:id="rId13">
+      <w:hyperlink r:id="rId24">
         <w:r>
           <w:rPr>
             <w:rStyle w:val="Hyperlink"/>
+            <w:bCs/>
             <w:b/>
-            <w:bCs/>
           </w:rPr>
           <w:t xml:space="preserve">Cancellation Policy</w:t>
         </w:r>
@@ -172,12 +285,12 @@
       <w:r>
         <w:t xml:space="preserve"> </w:t>
       </w:r>
-      <w:hyperlink r:id="rId14">
+      <w:hyperlink r:id="rId25">
         <w:r>
           <w:rPr>
             <w:rStyle w:val="Hyperlink"/>
+            <w:bCs/>
             <w:b/>
-            <w:bCs/>
           </w:rPr>
           <w:t xml:space="preserve">SMS/TCPA Consent Disclosure</w:t>
         </w:r>
@@ -186,15 +299,30 @@
         <w:t xml:space="preserve"> </w:t>
       </w:r>
       <w:r>
-        <w:t xml:space="preserve">(collectively, the “Platform Terms”). In the event of any conflict between this Agreement and the Platform Terms, this Agreement controls</w:t>
-      </w:r>
-      <w:r>
-        <w:t xml:space="preserve"> </w:t>
-      </w:r>
-      <w:r>
-        <w:rPr>
-          <w:b/>
-          <w:bCs/>
+        <w:t xml:space="preserve">(collectively, the</w:t>
+      </w:r>
+      <w:r>
+        <w:t xml:space="preserve"> </w:t>
+      </w:r>
+      <w:r>
+        <w:t xml:space="preserve">“</w:t>
+      </w:r>
+      <w:r>
+        <w:t xml:space="preserve">Platform Terms</w:t>
+      </w:r>
+      <w:r>
+        <w:t xml:space="preserve">”</w:t>
+      </w:r>
+      <w:r>
+        <w:t xml:space="preserve">). In the event of any conflict between this Agreement and the Platform Terms, this Agreement controls</w:t>
+      </w:r>
+      <w:r>
+        <w:t xml:space="preserve"> </w:t>
+      </w:r>
+      <w:r>
+        <w:rPr>
+          <w:bCs/>
+          <w:b/>
         </w:rPr>
         <w:t xml:space="preserve">with respect to the Pro–PureTask relationship</w:t>
       </w:r>
@@ -207,7 +335,25 @@
         <w:pStyle w:val="BodyText"/>
       </w:pPr>
       <w:r>
-        <w:t xml:space="preserve">By clicking “I Accept,” signing electronically, or otherwise indicating assent, you acknowledge that you have read, understood, and agree to be bound by this Agreement.</w:t>
+        <w:t xml:space="preserve">By clicking</w:t>
+      </w:r>
+      <w:r>
+        <w:t xml:space="preserve"> </w:t>
+      </w:r>
+      <w:r>
+        <w:t xml:space="preserve">“</w:t>
+      </w:r>
+      <w:r>
+        <w:t xml:space="preserve">I Accept,</w:t>
+      </w:r>
+      <w:r>
+        <w:t xml:space="preserve">”</w:t>
+      </w:r>
+      <w:r>
+        <w:t xml:space="preserve"> </w:t>
+      </w:r>
+      <w:r>
+        <w:t xml:space="preserve">signing electronically, or otherwise indicating assent, you acknowledge that you have read, understood, and agree to be bound by this Agreement.</w:t>
       </w:r>
     </w:p>
     <w:p>
@@ -217,7 +363,7 @@
         </w:pict>
       </w:r>
     </w:p>
-    <w:bookmarkStart w:id="15" w:name="recitals"/>
+    <w:bookmarkStart w:id="26" w:name="recitals"/>
     <w:p>
       <w:pPr>
         <w:pStyle w:val="Heading2"/>
@@ -231,17 +377,26 @@
         <w:pStyle w:val="FirstParagraph"/>
       </w:pPr>
       <w:r>
-        <w:t xml:space="preserve">A. PureTask operates a technology platform (the “</w:t>
-      </w:r>
-      <w:r>
-        <w:rPr>
-          <w:b/>
-          <w:bCs/>
+        <w:t xml:space="preserve">A. PureTask operates a technology platform (the</w:t>
+      </w:r>
+      <w:r>
+        <w:t xml:space="preserve"> </w:t>
+      </w:r>
+      <w:r>
+        <w:t xml:space="preserve">“</w:t>
+      </w:r>
+      <w:r>
+        <w:rPr>
+          <w:bCs/>
+          <w:b/>
         </w:rPr>
         <w:t xml:space="preserve">Platform</w:t>
       </w:r>
       <w:r>
-        <w:t xml:space="preserve">”) that helps Clients discover, schedule, communicate with, and pay independent cleaning professionals.</w:t>
+        <w:t xml:space="preserve">”</w:t>
+      </w:r>
+      <w:r>
+        <w:t xml:space="preserve">) that helps Clients discover, schedule, communicate with, and pay independent cleaning professionals.</w:t>
       </w:r>
     </w:p>
     <w:p>
@@ -256,8 +411,8 @@
       </w:r>
       <w:r>
         <w:rPr>
-          <w:b/>
-          <w:bCs/>
+          <w:bCs/>
+          <w:b/>
         </w:rPr>
         <w:t xml:space="preserve">independent business</w:t>
       </w:r>
@@ -272,8 +427,8 @@
       </w:r>
       <w:r>
         <w:rPr>
-          <w:b/>
-          <w:bCs/>
+          <w:bCs/>
+          <w:b/>
         </w:rPr>
         <w:t xml:space="preserve">at least one</w:t>
       </w:r>
@@ -288,8 +443,8 @@
       </w:r>
       <w:r>
         <w:rPr>
-          <w:b/>
-          <w:bCs/>
+          <w:bCs/>
+          <w:b/>
         </w:rPr>
         <w:t xml:space="preserve">$300,000 per occurrence and $1,000,000 aggregate</w:t>
       </w:r>
@@ -317,8 +472,8 @@
       </w:r>
       <w:r>
         <w:rPr>
-          <w:b/>
-          <w:bCs/>
+          <w:bCs/>
+          <w:b/>
         </w:rPr>
         <w:t xml:space="preserve">independent businesses</w:t>
       </w:r>
@@ -330,8 +485,8 @@
       </w:r>
       <w:r>
         <w:rPr>
-          <w:b/>
-          <w:bCs/>
+          <w:bCs/>
+          <w:b/>
         </w:rPr>
         <w:t xml:space="preserve">not</w:t>
       </w:r>
@@ -346,8 +501,8 @@
       </w:r>
       <w:r>
         <w:rPr>
-          <w:b/>
-          <w:bCs/>
+          <w:bCs/>
+          <w:b/>
         </w:rPr>
         <w:t xml:space="preserve">not</w:t>
       </w:r>
@@ -365,8 +520,8 @@
         </w:pict>
       </w:r>
     </w:p>
-    <w:bookmarkEnd w:id="15"/>
-    <w:bookmarkStart w:id="16" w:name="definitions"/>
+    <w:bookmarkEnd w:id="26"/>
+    <w:bookmarkStart w:id="27" w:name="definitions"/>
     <w:p>
       <w:pPr>
         <w:pStyle w:val="Heading2"/>
@@ -377,18 +532,32 @@
     </w:p>
     <w:p>
       <w:pPr>
-        <w:pStyle w:val="Compact"/>
         <w:numPr>
           <w:ilvl w:val="0"/>
           <w:numId w:val="1001"/>
         </w:numPr>
-      </w:pPr>
-      <w:r>
-        <w:rPr>
-          <w:b/>
-          <w:bCs/>
-        </w:rPr>
-        <w:t xml:space="preserve">“Booking”</w:t>
+        <w:pStyle w:val="Compact"/>
+      </w:pPr>
+      <w:r>
+        <w:rPr>
+          <w:bCs/>
+          <w:b/>
+        </w:rPr>
+        <w:t xml:space="preserve">“</w:t>
+      </w:r>
+      <w:r>
+        <w:rPr>
+          <w:bCs/>
+          <w:b/>
+        </w:rPr>
+        <w:t xml:space="preserve">Booking</w:t>
+      </w:r>
+      <w:r>
+        <w:rPr>
+          <w:bCs/>
+          <w:b/>
+        </w:rPr>
+        <w:t xml:space="preserve">”</w:t>
       </w:r>
       <w:r>
         <w:t xml:space="preserve"> </w:t>
@@ -399,18 +568,32 @@
     </w:p>
     <w:p>
       <w:pPr>
-        <w:pStyle w:val="Compact"/>
         <w:numPr>
           <w:ilvl w:val="0"/>
           <w:numId w:val="1001"/>
         </w:numPr>
-      </w:pPr>
-      <w:r>
-        <w:rPr>
-          <w:b/>
-          <w:bCs/>
-        </w:rPr>
-        <w:t xml:space="preserve">“Client”</w:t>
+        <w:pStyle w:val="Compact"/>
+      </w:pPr>
+      <w:r>
+        <w:rPr>
+          <w:bCs/>
+          <w:b/>
+        </w:rPr>
+        <w:t xml:space="preserve">“</w:t>
+      </w:r>
+      <w:r>
+        <w:rPr>
+          <w:bCs/>
+          <w:b/>
+        </w:rPr>
+        <w:t xml:space="preserve">Client</w:t>
+      </w:r>
+      <w:r>
+        <w:rPr>
+          <w:bCs/>
+          <w:b/>
+        </w:rPr>
+        <w:t xml:space="preserve">”</w:t>
       </w:r>
       <w:r>
         <w:t xml:space="preserve"> </w:t>
@@ -421,18 +604,32 @@
     </w:p>
     <w:p>
       <w:pPr>
-        <w:pStyle w:val="Compact"/>
         <w:numPr>
           <w:ilvl w:val="0"/>
           <w:numId w:val="1001"/>
         </w:numPr>
-      </w:pPr>
-      <w:r>
-        <w:rPr>
-          <w:b/>
-          <w:bCs/>
-        </w:rPr>
-        <w:t xml:space="preserve">“Platform Fee”</w:t>
+        <w:pStyle w:val="Compact"/>
+      </w:pPr>
+      <w:r>
+        <w:rPr>
+          <w:bCs/>
+          <w:b/>
+        </w:rPr>
+        <w:t xml:space="preserve">“</w:t>
+      </w:r>
+      <w:r>
+        <w:rPr>
+          <w:bCs/>
+          <w:b/>
+        </w:rPr>
+        <w:t xml:space="preserve">Platform Fee</w:t>
+      </w:r>
+      <w:r>
+        <w:rPr>
+          <w:bCs/>
+          <w:b/>
+        </w:rPr>
+        <w:t xml:space="preserve">”</w:t>
       </w:r>
       <w:r>
         <w:t xml:space="preserve"> </w:t>
@@ -443,18 +640,32 @@
     </w:p>
     <w:p>
       <w:pPr>
-        <w:pStyle w:val="Compact"/>
         <w:numPr>
           <w:ilvl w:val="0"/>
           <w:numId w:val="1001"/>
         </w:numPr>
-      </w:pPr>
-      <w:r>
-        <w:rPr>
-          <w:b/>
-          <w:bCs/>
-        </w:rPr>
-        <w:t xml:space="preserve">“Pro Services”</w:t>
+        <w:pStyle w:val="Compact"/>
+      </w:pPr>
+      <w:r>
+        <w:rPr>
+          <w:bCs/>
+          <w:b/>
+        </w:rPr>
+        <w:t xml:space="preserve">“</w:t>
+      </w:r>
+      <w:r>
+        <w:rPr>
+          <w:bCs/>
+          <w:b/>
+        </w:rPr>
+        <w:t xml:space="preserve">Pro Services</w:t>
+      </w:r>
+      <w:r>
+        <w:rPr>
+          <w:bCs/>
+          <w:b/>
+        </w:rPr>
+        <w:t xml:space="preserve">”</w:t>
       </w:r>
       <w:r>
         <w:t xml:space="preserve"> </w:t>
@@ -465,18 +676,32 @@
     </w:p>
     <w:p>
       <w:pPr>
-        <w:pStyle w:val="Compact"/>
         <w:numPr>
           <w:ilvl w:val="0"/>
           <w:numId w:val="1001"/>
         </w:numPr>
-      </w:pPr>
-      <w:r>
-        <w:rPr>
-          <w:b/>
-          <w:bCs/>
-        </w:rPr>
-        <w:t xml:space="preserve">“Service Area”</w:t>
+        <w:pStyle w:val="Compact"/>
+      </w:pPr>
+      <w:r>
+        <w:rPr>
+          <w:bCs/>
+          <w:b/>
+        </w:rPr>
+        <w:t xml:space="preserve">“</w:t>
+      </w:r>
+      <w:r>
+        <w:rPr>
+          <w:bCs/>
+          <w:b/>
+        </w:rPr>
+        <w:t xml:space="preserve">Service Area</w:t>
+      </w:r>
+      <w:r>
+        <w:rPr>
+          <w:bCs/>
+          <w:b/>
+        </w:rPr>
+        <w:t xml:space="preserve">”</w:t>
       </w:r>
       <w:r>
         <w:t xml:space="preserve"> </w:t>
@@ -492,8 +717,8 @@
         </w:pict>
       </w:r>
     </w:p>
-    <w:bookmarkEnd w:id="16"/>
-    <w:bookmarkStart w:id="21" w:name="Xa9286eadab32af26eb9b9c7d68656e9d8a6e632"/>
+    <w:bookmarkEnd w:id="27"/>
+    <w:bookmarkStart w:id="32" w:name="Xa9286eadab32af26eb9b9c7d68656e9d8a6e632"/>
     <w:p>
       <w:pPr>
         <w:pStyle w:val="Heading2"/>
@@ -514,8 +739,8 @@
       </w:r>
       <w:r>
         <w:rPr>
-          <w:b/>
-          <w:bCs/>
+          <w:bCs/>
+          <w:b/>
         </w:rPr>
         <w:t xml:space="preserve">independent contractor</w:t>
       </w:r>
@@ -523,7 +748,7 @@
         <w:t xml:space="preserve">, not an employee of PureTask.</w:t>
       </w:r>
     </w:p>
-    <w:bookmarkStart w:id="17" w:name="no-employment-relationship"/>
+    <w:bookmarkStart w:id="28" w:name="no-employment-relationship"/>
     <w:p>
       <w:pPr>
         <w:pStyle w:val="Heading3"/>
@@ -542,11 +767,11 @@
     </w:p>
     <w:p>
       <w:pPr>
-        <w:pStyle w:val="Compact"/>
         <w:numPr>
           <w:ilvl w:val="0"/>
           <w:numId w:val="1002"/>
         </w:numPr>
+        <w:pStyle w:val="Compact"/>
       </w:pPr>
       <w:r>
         <w:t xml:space="preserve">An employer–employee relationship;</w:t>
@@ -554,23 +779,41 @@
     </w:p>
     <w:p>
       <w:pPr>
-        <w:pStyle w:val="Compact"/>
         <w:numPr>
           <w:ilvl w:val="0"/>
           <w:numId w:val="1002"/>
         </w:numPr>
-      </w:pPr>
-      <w:r>
-        <w:t xml:space="preserve">An agency relationship (except for the limited “agent of the payee” authority described in Section 8);</w:t>
-      </w:r>
-    </w:p>
-    <w:p>
-      <w:pPr>
-        <w:pStyle w:val="Compact"/>
+        <w:pStyle w:val="Compact"/>
+      </w:pPr>
+      <w:r>
+        <w:t xml:space="preserve">An agency relationship (except for the limited</w:t>
+      </w:r>
+      <w:r>
+        <w:t xml:space="preserve"> </w:t>
+      </w:r>
+      <w:r>
+        <w:t xml:space="preserve">“</w:t>
+      </w:r>
+      <w:r>
+        <w:t xml:space="preserve">agent of the payee</w:t>
+      </w:r>
+      <w:r>
+        <w:t xml:space="preserve">”</w:t>
+      </w:r>
+      <w:r>
+        <w:t xml:space="preserve"> </w:t>
+      </w:r>
+      <w:r>
+        <w:t xml:space="preserve">authority described in Section 8);</w:t>
+      </w:r>
+    </w:p>
+    <w:p>
+      <w:pPr>
         <w:numPr>
           <w:ilvl w:val="0"/>
           <w:numId w:val="1002"/>
         </w:numPr>
+        <w:pStyle w:val="Compact"/>
       </w:pPr>
       <w:r>
         <w:t xml:space="preserve">A partnership, joint venture, or franchise;</w:t>
@@ -578,11 +821,11 @@
     </w:p>
     <w:p>
       <w:pPr>
-        <w:pStyle w:val="Compact"/>
         <w:numPr>
           <w:ilvl w:val="0"/>
           <w:numId w:val="1002"/>
         </w:numPr>
+        <w:pStyle w:val="Compact"/>
       </w:pPr>
       <w:r>
         <w:t xml:space="preserve">A fiduciary relationship; or</w:t>
@@ -590,18 +833,18 @@
     </w:p>
     <w:p>
       <w:pPr>
-        <w:pStyle w:val="Compact"/>
         <w:numPr>
           <w:ilvl w:val="0"/>
           <w:numId w:val="1002"/>
         </w:numPr>
+        <w:pStyle w:val="Compact"/>
       </w:pPr>
       <w:r>
         <w:t xml:space="preserve">Any obligation by PureTask to provide Pro with work, hours, or income of any kind.</w:t>
       </w:r>
     </w:p>
-    <w:bookmarkEnd w:id="17"/>
-    <w:bookmarkStart w:id="18" w:name="pros-acknowledgment"/>
+    <w:bookmarkEnd w:id="28"/>
+    <w:bookmarkStart w:id="29" w:name="pros-acknowledgment"/>
     <w:p>
       <w:pPr>
         <w:pStyle w:val="Heading3"/>
@@ -620,11 +863,11 @@
     </w:p>
     <w:p>
       <w:pPr>
-        <w:pStyle w:val="Compact"/>
         <w:numPr>
           <w:ilvl w:val="0"/>
           <w:numId w:val="1003"/>
         </w:numPr>
+        <w:pStyle w:val="Compact"/>
       </w:pPr>
       <w:r>
         <w:t xml:space="preserve">Pro is</w:t>
@@ -634,8 +877,8 @@
       </w:r>
       <w:r>
         <w:rPr>
-          <w:b/>
-          <w:bCs/>
+          <w:bCs/>
+          <w:b/>
         </w:rPr>
         <w:t xml:space="preserve">not entitled</w:t>
       </w:r>
@@ -648,11 +891,11 @@
     </w:p>
     <w:p>
       <w:pPr>
-        <w:pStyle w:val="Compact"/>
         <w:numPr>
           <w:ilvl w:val="0"/>
           <w:numId w:val="1003"/>
         </w:numPr>
+        <w:pStyle w:val="Compact"/>
       </w:pPr>
       <w:r>
         <w:t xml:space="preserve">PureTask</w:t>
@@ -662,8 +905,8 @@
       </w:r>
       <w:r>
         <w:rPr>
-          <w:b/>
-          <w:bCs/>
+          <w:bCs/>
+          <w:b/>
         </w:rPr>
         <w:t xml:space="preserve">will not withhold</w:t>
       </w:r>
@@ -676,11 +919,11 @@
     </w:p>
     <w:p>
       <w:pPr>
-        <w:pStyle w:val="Compact"/>
         <w:numPr>
           <w:ilvl w:val="0"/>
           <w:numId w:val="1003"/>
         </w:numPr>
+        <w:pStyle w:val="Compact"/>
       </w:pPr>
       <w:r>
         <w:t xml:space="preserve">PureTask</w:t>
@@ -690,8 +933,8 @@
       </w:r>
       <w:r>
         <w:rPr>
-          <w:b/>
-          <w:bCs/>
+          <w:bCs/>
+          <w:b/>
         </w:rPr>
         <w:t xml:space="preserve">will not provide</w:t>
       </w:r>
@@ -704,11 +947,11 @@
     </w:p>
     <w:p>
       <w:pPr>
-        <w:pStyle w:val="Compact"/>
         <w:numPr>
           <w:ilvl w:val="0"/>
           <w:numId w:val="1003"/>
         </w:numPr>
+        <w:pStyle w:val="Compact"/>
       </w:pPr>
       <w:r>
         <w:t xml:space="preserve">Pro is</w:t>
@@ -718,8 +961,8 @@
       </w:r>
       <w:r>
         <w:rPr>
-          <w:b/>
-          <w:bCs/>
+          <w:bCs/>
+          <w:b/>
         </w:rPr>
         <w:t xml:space="preserve">not eligible</w:t>
       </w:r>
@@ -730,8 +973,8 @@
         <w:t xml:space="preserve">for unemployment benefits based on work performed through the Platform.</w:t>
       </w:r>
     </w:p>
-    <w:bookmarkEnd w:id="18"/>
-    <w:bookmarkStart w:id="19" w:name="abc-test-acknowledgment-california"/>
+    <w:bookmarkEnd w:id="29"/>
+    <w:bookmarkStart w:id="30" w:name="abc-test-acknowledgment-california"/>
     <w:p>
       <w:pPr>
         <w:pStyle w:val="Heading3"/>
@@ -745,21 +988,36 @@
         <w:pStyle w:val="FirstParagraph"/>
       </w:pPr>
       <w:r>
-        <w:t xml:space="preserve">For purposes of California Labor Code § 2775 et seq. (the “ABC Test”), the parties agree and acknowledge:</w:t>
-      </w:r>
-    </w:p>
-    <w:p>
-      <w:pPr>
-        <w:pStyle w:val="Compact"/>
+        <w:t xml:space="preserve">For purposes of California Labor Code § 2775 et seq. (the</w:t>
+      </w:r>
+      <w:r>
+        <w:t xml:space="preserve"> </w:t>
+      </w:r>
+      <w:r>
+        <w:t xml:space="preserve">“</w:t>
+      </w:r>
+      <w:r>
+        <w:t xml:space="preserve">ABC Test</w:t>
+      </w:r>
+      <w:r>
+        <w:t xml:space="preserve">”</w:t>
+      </w:r>
+      <w:r>
+        <w:t xml:space="preserve">), the parties agree and acknowledge:</w:t>
+      </w:r>
+    </w:p>
+    <w:p>
+      <w:pPr>
         <w:numPr>
           <w:ilvl w:val="0"/>
           <w:numId w:val="1004"/>
         </w:numPr>
-      </w:pPr>
-      <w:r>
-        <w:rPr>
-          <w:b/>
-          <w:bCs/>
+        <w:pStyle w:val="Compact"/>
+      </w:pPr>
+      <w:r>
+        <w:rPr>
+          <w:bCs/>
+          <w:b/>
         </w:rPr>
         <w:t xml:space="preserve">Prong A (No control over performance):</w:t>
       </w:r>
@@ -772,16 +1030,16 @@
     </w:p>
     <w:p>
       <w:pPr>
-        <w:pStyle w:val="Compact"/>
         <w:numPr>
           <w:ilvl w:val="0"/>
           <w:numId w:val="1004"/>
         </w:numPr>
-      </w:pPr>
-      <w:r>
-        <w:rPr>
-          <w:b/>
-          <w:bCs/>
+        <w:pStyle w:val="Compact"/>
+      </w:pPr>
+      <w:r>
+        <w:rPr>
+          <w:bCs/>
+          <w:b/>
         </w:rPr>
         <w:t xml:space="preserve">Prong B (Outside usual course of business):</w:t>
       </w:r>
@@ -796,8 +1054,8 @@
       </w:r>
       <w:r>
         <w:rPr>
-          <w:b/>
-          <w:bCs/>
+          <w:bCs/>
+          <w:b/>
         </w:rPr>
         <w:t xml:space="preserve">not</w:t>
       </w:r>
@@ -810,16 +1068,16 @@
     </w:p>
     <w:p>
       <w:pPr>
-        <w:pStyle w:val="Compact"/>
         <w:numPr>
           <w:ilvl w:val="0"/>
           <w:numId w:val="1004"/>
         </w:numPr>
-      </w:pPr>
-      <w:r>
-        <w:rPr>
-          <w:b/>
-          <w:bCs/>
+        <w:pStyle w:val="Compact"/>
+      </w:pPr>
+      <w:r>
+        <w:rPr>
+          <w:bCs/>
+          <w:b/>
         </w:rPr>
         <w:t xml:space="preserve">Prong C (Independently established trade):</w:t>
       </w:r>
@@ -830,8 +1088,8 @@
         <w:t xml:space="preserve">Pro is customarily engaged in an independently established trade, occupation, or business of the same nature as the Pro Services, as evidenced by Pro’s business license, EIN, or insurance, and Pro’s right to provide cleaning services through other platforms, agencies, or directly to clients.</w:t>
       </w:r>
     </w:p>
-    <w:bookmarkEnd w:id="19"/>
-    <w:bookmarkStart w:id="20" w:name="multi-state-acknowledgment"/>
+    <w:bookmarkEnd w:id="30"/>
+    <w:bookmarkStart w:id="31" w:name="multi-state-acknowledgment"/>
     <w:p>
       <w:pPr>
         <w:pStyle w:val="Heading3"/>
@@ -852,8 +1110,8 @@
       </w:r>
       <w:r>
         <w:rPr>
-          <w:b/>
-          <w:bCs/>
+          <w:bCs/>
+          <w:b/>
         </w:rPr>
         <w:t xml:space="preserve">Texas Labor Code § 201.041</w:t>
       </w:r>
@@ -865,8 +1123,8 @@
       </w:r>
       <w:r>
         <w:rPr>
-          <w:b/>
-          <w:bCs/>
+          <w:bCs/>
+          <w:b/>
         </w:rPr>
         <w:t xml:space="preserve">Florida Statutes § 440.02(15)(d)</w:t>
       </w:r>
@@ -881,9 +1139,9 @@
         </w:pict>
       </w:r>
     </w:p>
-    <w:bookmarkEnd w:id="20"/>
-    <w:bookmarkEnd w:id="21"/>
-    <w:bookmarkStart w:id="31" w:name="pros-rights-freedoms-and-control"/>
+    <w:bookmarkEnd w:id="31"/>
+    <w:bookmarkEnd w:id="32"/>
+    <w:bookmarkStart w:id="42" w:name="pros-rights-freedoms-and-control"/>
     <w:p>
       <w:pPr>
         <w:pStyle w:val="Heading2"/>
@@ -892,7 +1150,7 @@
         <w:t xml:space="preserve">4. Pro’s Rights, Freedoms, and Control</w:t>
       </w:r>
     </w:p>
-    <w:bookmarkStart w:id="22" w:name="schedule-and-availability"/>
+    <w:bookmarkStart w:id="33" w:name="schedule-and-availability"/>
     <w:p>
       <w:pPr>
         <w:pStyle w:val="Heading3"/>
@@ -909,8 +1167,8 @@
         <w:t xml:space="preserve">Pro chooses when to be available on the Platform, when to log in or log off, which days and hours to work, and how many Bookings to accept. No minimum availability, jobs, or login duration is required.</w:t>
       </w:r>
     </w:p>
-    <w:bookmarkEnd w:id="22"/>
-    <w:bookmarkStart w:id="23" w:name="rates"/>
+    <w:bookmarkEnd w:id="33"/>
+    <w:bookmarkStart w:id="34" w:name="rates"/>
     <w:p>
       <w:pPr>
         <w:pStyle w:val="Heading3"/>
@@ -931,8 +1189,8 @@
       </w:r>
       <w:r>
         <w:rPr>
-          <w:b/>
-          <w:bCs/>
+          <w:bCs/>
+          <w:b/>
         </w:rPr>
         <w:t xml:space="preserve">not</w:t>
       </w:r>
@@ -943,8 +1201,8 @@
         <w:t xml:space="preserve">set a minimum rate, wage floor, or required surcharge.</w:t>
       </w:r>
     </w:p>
-    <w:bookmarkEnd w:id="23"/>
-    <w:bookmarkStart w:id="24" w:name="accept-or-decline-without-penalty"/>
+    <w:bookmarkEnd w:id="34"/>
+    <w:bookmarkStart w:id="35" w:name="accept-or-decline-without-penalty"/>
     <w:p>
       <w:pPr>
         <w:pStyle w:val="Heading3"/>
@@ -965,8 +1223,8 @@
       </w:r>
       <w:r>
         <w:rPr>
-          <w:b/>
-          <w:bCs/>
+          <w:bCs/>
+          <w:b/>
         </w:rPr>
         <w:t xml:space="preserve">not</w:t>
       </w:r>
@@ -977,8 +1235,8 @@
         <w:t xml:space="preserve">be used to suspend or penalize the account.</w:t>
       </w:r>
     </w:p>
-    <w:bookmarkEnd w:id="24"/>
-    <w:bookmarkStart w:id="25" w:name="service-area"/>
+    <w:bookmarkEnd w:id="35"/>
+    <w:bookmarkStart w:id="36" w:name="service-area"/>
     <w:p>
       <w:pPr>
         <w:pStyle w:val="Heading3"/>
@@ -995,8 +1253,8 @@
         <w:t xml:space="preserve">Pro defines Pro’s own Service Area within the Operating States. PureTask does not require any particular area.</w:t>
       </w:r>
     </w:p>
-    <w:bookmarkEnd w:id="25"/>
-    <w:bookmarkStart w:id="26" w:name="methods-tools-supplies-vehicles-attire"/>
+    <w:bookmarkEnd w:id="36"/>
+    <w:bookmarkStart w:id="37" w:name="methods-tools-supplies-vehicles-attire"/>
     <w:p>
       <w:pPr>
         <w:pStyle w:val="Heading3"/>
@@ -1017,8 +1275,8 @@
       </w:r>
       <w:r>
         <w:rPr>
-          <w:b/>
-          <w:bCs/>
+          <w:bCs/>
+          <w:b/>
         </w:rPr>
         <w:t xml:space="preserve">not</w:t>
       </w:r>
@@ -1029,8 +1287,8 @@
         <w:t xml:space="preserve">require any brand, method, uniform, or vehicle. Pro chooses order, pace, and technique.</w:t>
       </w:r>
     </w:p>
-    <w:bookmarkEnd w:id="26"/>
-    <w:bookmarkStart w:id="27" w:name="work-for-others"/>
+    <w:bookmarkEnd w:id="37"/>
+    <w:bookmarkStart w:id="38" w:name="work-for-others"/>
     <w:p>
       <w:pPr>
         <w:pStyle w:val="Heading3"/>
@@ -1047,8 +1305,8 @@
         <w:t xml:space="preserve">Pro may, and is encouraged to, work outside the Platform, including for competitors (Handy, TaskRabbit, Thumbtack, NextDoor, direct clients, etc.). No exclusivity.</w:t>
       </w:r>
     </w:p>
-    <w:bookmarkEnd w:id="27"/>
-    <w:bookmarkStart w:id="28" w:name="subcontracting-and-substitution"/>
+    <w:bookmarkEnd w:id="38"/>
+    <w:bookmarkStart w:id="39" w:name="subcontracting-and-substitution"/>
     <w:p>
       <w:pPr>
         <w:pStyle w:val="Heading3"/>
@@ -1067,11 +1325,11 @@
     </w:p>
     <w:p>
       <w:pPr>
-        <w:pStyle w:val="Compact"/>
         <w:numPr>
           <w:ilvl w:val="0"/>
           <w:numId w:val="1005"/>
         </w:numPr>
+        <w:pStyle w:val="Compact"/>
       </w:pPr>
       <w:r>
         <w:t xml:space="preserve">Is registered on the Platform;</w:t>
@@ -1079,11 +1337,11 @@
     </w:p>
     <w:p>
       <w:pPr>
-        <w:pStyle w:val="Compact"/>
         <w:numPr>
           <w:ilvl w:val="0"/>
           <w:numId w:val="1005"/>
         </w:numPr>
+        <w:pStyle w:val="Compact"/>
       </w:pPr>
       <w:r>
         <w:t xml:space="preserve">Has completed PureTask’s identity and background screening;</w:t>
@@ -1091,11 +1349,11 @@
     </w:p>
     <w:p>
       <w:pPr>
-        <w:pStyle w:val="Compact"/>
         <w:numPr>
           <w:ilvl w:val="0"/>
           <w:numId w:val="1005"/>
         </w:numPr>
+        <w:pStyle w:val="Compact"/>
       </w:pPr>
       <w:r>
         <w:t xml:space="preserve">Is</w:t>
@@ -1105,8 +1363,8 @@
       </w:r>
       <w:r>
         <w:rPr>
-          <w:b/>
-          <w:bCs/>
+          <w:bCs/>
+          <w:b/>
         </w:rPr>
         <w:t xml:space="preserve">at least 18 years of age</w:t>
       </w:r>
@@ -1116,11 +1374,11 @@
     </w:p>
     <w:p>
       <w:pPr>
-        <w:pStyle w:val="Compact"/>
         <w:numPr>
           <w:ilvl w:val="0"/>
           <w:numId w:val="1005"/>
         </w:numPr>
+        <w:pStyle w:val="Compact"/>
       </w:pPr>
       <w:r>
         <w:t xml:space="preserve">The Client is notified through the Platform.</w:t>
@@ -1134,8 +1392,8 @@
         <w:t xml:space="preserve">Pro remains responsible for the substitute’s performance.</w:t>
       </w:r>
     </w:p>
-    <w:bookmarkEnd w:id="28"/>
-    <w:bookmarkStart w:id="29" w:name="no-required-training"/>
+    <w:bookmarkEnd w:id="39"/>
+    <w:bookmarkStart w:id="40" w:name="no-required-training"/>
     <w:p>
       <w:pPr>
         <w:pStyle w:val="Heading3"/>
@@ -1152,8 +1410,8 @@
         <w:t xml:space="preserve">PureTask does not require Pro to complete cleaning training, attend meetings, or follow any cleaning methodology. Optional resources are informational only.</w:t>
       </w:r>
     </w:p>
-    <w:bookmarkEnd w:id="29"/>
-    <w:bookmarkStart w:id="30" w:name="no-exclusive-dealing"/>
+    <w:bookmarkEnd w:id="40"/>
+    <w:bookmarkStart w:id="41" w:name="no-exclusive-dealing"/>
     <w:p>
       <w:pPr>
         <w:pStyle w:val="Heading3"/>
@@ -1177,9 +1435,9 @@
         </w:pict>
       </w:r>
     </w:p>
-    <w:bookmarkEnd w:id="30"/>
-    <w:bookmarkEnd w:id="31"/>
-    <w:bookmarkStart w:id="41" w:name="pros-responsibilities"/>
+    <w:bookmarkEnd w:id="41"/>
+    <w:bookmarkEnd w:id="42"/>
+    <w:bookmarkStart w:id="52" w:name="pros-responsibilities"/>
     <w:p>
       <w:pPr>
         <w:pStyle w:val="Heading2"/>
@@ -1188,7 +1446,7 @@
         <w:t xml:space="preserve">5. Pro’s Responsibilities</w:t>
       </w:r>
     </w:p>
-    <w:bookmarkStart w:id="32" w:name="tools-supplies-transportation"/>
+    <w:bookmarkStart w:id="43" w:name="tools-supplies-transportation"/>
     <w:p>
       <w:pPr>
         <w:pStyle w:val="Heading3"/>
@@ -1205,8 +1463,8 @@
         <w:t xml:space="preserve">All cleaning supplies, equipment, vehicles, fuel, and resources required for Pro Services.</w:t>
       </w:r>
     </w:p>
-    <w:bookmarkEnd w:id="32"/>
-    <w:bookmarkStart w:id="33" w:name="licenses-permits-certifications"/>
+    <w:bookmarkEnd w:id="43"/>
+    <w:bookmarkStart w:id="44" w:name="licenses-permits-certifications"/>
     <w:p>
       <w:pPr>
         <w:pStyle w:val="Heading3"/>
@@ -1223,8 +1481,8 @@
         <w:t xml:space="preserve">All licenses, permits, and certifications required by federal, state, or local law where Pro Services are performed.</w:t>
       </w:r>
     </w:p>
-    <w:bookmarkEnd w:id="33"/>
-    <w:bookmarkStart w:id="34" w:name="insurance"/>
+    <w:bookmarkEnd w:id="44"/>
+    <w:bookmarkStart w:id="45" w:name="insurance"/>
     <w:p>
       <w:pPr>
         <w:pStyle w:val="Heading3"/>
@@ -1243,16 +1501,16 @@
     </w:p>
     <w:p>
       <w:pPr>
-        <w:pStyle w:val="Compact"/>
         <w:numPr>
           <w:ilvl w:val="0"/>
           <w:numId w:val="1006"/>
         </w:numPr>
-      </w:pPr>
-      <w:r>
-        <w:rPr>
-          <w:b/>
-          <w:bCs/>
+        <w:pStyle w:val="Compact"/>
+      </w:pPr>
+      <w:r>
+        <w:rPr>
+          <w:bCs/>
+          <w:b/>
         </w:rPr>
         <w:t xml:space="preserve">Commercial General Liability</w:t>
       </w:r>
@@ -1267,8 +1525,8 @@
       </w:r>
       <w:r>
         <w:rPr>
-          <w:b/>
-          <w:bCs/>
+          <w:bCs/>
+          <w:b/>
         </w:rPr>
         <w:t xml:space="preserve">$300,000 per occurrence</w:t>
       </w:r>
@@ -1283,8 +1541,8 @@
       </w:r>
       <w:r>
         <w:rPr>
-          <w:b/>
-          <w:bCs/>
+          <w:bCs/>
+          <w:b/>
         </w:rPr>
         <w:t xml:space="preserve">$1,000,000 aggregate</w:t>
       </w:r>
@@ -1294,16 +1552,16 @@
     </w:p>
     <w:p>
       <w:pPr>
-        <w:pStyle w:val="Compact"/>
         <w:numPr>
           <w:ilvl w:val="0"/>
           <w:numId w:val="1006"/>
         </w:numPr>
-      </w:pPr>
-      <w:r>
-        <w:rPr>
-          <w:b/>
-          <w:bCs/>
+        <w:pStyle w:val="Compact"/>
+      </w:pPr>
+      <w:r>
+        <w:rPr>
+          <w:bCs/>
+          <w:b/>
         </w:rPr>
         <w:t xml:space="preserve">Naming PureTask LLC as additional insured</w:t>
       </w:r>
@@ -1316,16 +1574,16 @@
     </w:p>
     <w:p>
       <w:pPr>
-        <w:pStyle w:val="Compact"/>
         <w:numPr>
           <w:ilvl w:val="0"/>
           <w:numId w:val="1006"/>
         </w:numPr>
-      </w:pPr>
-      <w:r>
-        <w:rPr>
-          <w:b/>
-          <w:bCs/>
+        <w:pStyle w:val="Compact"/>
+      </w:pPr>
+      <w:r>
+        <w:rPr>
+          <w:bCs/>
+          <w:b/>
         </w:rPr>
         <w:t xml:space="preserve">Workers’ compensation insurance</w:t>
       </w:r>
@@ -1338,16 +1596,16 @@
     </w:p>
     <w:p>
       <w:pPr>
-        <w:pStyle w:val="Compact"/>
         <w:numPr>
           <w:ilvl w:val="0"/>
           <w:numId w:val="1006"/>
         </w:numPr>
-      </w:pPr>
-      <w:r>
-        <w:rPr>
-          <w:b/>
-          <w:bCs/>
+        <w:pStyle w:val="Compact"/>
+      </w:pPr>
+      <w:r>
+        <w:rPr>
+          <w:bCs/>
+          <w:b/>
         </w:rPr>
         <w:t xml:space="preserve">Commercial auto insurance</w:t>
       </w:r>
@@ -1370,8 +1628,8 @@
       </w:r>
       <w:r>
         <w:rPr>
-          <w:b/>
-          <w:bCs/>
+          <w:bCs/>
+          <w:b/>
         </w:rPr>
         <w:t xml:space="preserve">15 days</w:t>
       </w:r>
@@ -1382,8 +1640,8 @@
         <w:t xml:space="preserve">of any material change or cancellation.</w:t>
       </w:r>
     </w:p>
-    <w:bookmarkEnd w:id="34"/>
-    <w:bookmarkStart w:id="35" w:name="taxes"/>
+    <w:bookmarkEnd w:id="45"/>
+    <w:bookmarkStart w:id="46" w:name="taxes"/>
     <w:p>
       <w:pPr>
         <w:pStyle w:val="Heading3"/>
@@ -1404,8 +1662,8 @@
       </w:r>
       <w:r>
         <w:rPr>
-          <w:b/>
-          <w:bCs/>
+          <w:bCs/>
+          <w:b/>
         </w:rPr>
         <w:t xml:space="preserve">Stripe</w:t>
       </w:r>
@@ -1420,8 +1678,8 @@
       </w:r>
       <w:r>
         <w:rPr>
-          <w:b/>
-          <w:bCs/>
+          <w:bCs/>
+          <w:b/>
         </w:rPr>
         <w:t xml:space="preserve">IRS Form 1099-K</w:t>
       </w:r>
@@ -1436,8 +1694,8 @@
       </w:r>
       <w:r>
         <w:rPr>
-          <w:b/>
-          <w:bCs/>
+          <w:bCs/>
+          <w:b/>
         </w:rPr>
         <w:t xml:space="preserve">not</w:t>
       </w:r>
@@ -1448,8 +1706,8 @@
         <w:t xml:space="preserve">issue Form W-2 or Form 1099-NEC.</w:t>
       </w:r>
     </w:p>
-    <w:bookmarkEnd w:id="35"/>
-    <w:bookmarkStart w:id="36" w:name="subcontractor-employee-compliance"/>
+    <w:bookmarkEnd w:id="46"/>
+    <w:bookmarkStart w:id="47" w:name="subcontractor-employee-compliance"/>
     <w:p>
       <w:pPr>
         <w:pStyle w:val="Heading3"/>
@@ -1466,8 +1724,8 @@
         <w:t xml:space="preserve">If Pro engages employees or subcontractors, Pro is solely responsible for all employment-related compliance, including wage-and-hour laws, payroll taxes, workers’ compensation, anti-discrimination, and immigration obligations.</w:t>
       </w:r>
     </w:p>
-    <w:bookmarkEnd w:id="36"/>
-    <w:bookmarkStart w:id="37" w:name="compliance-with-law"/>
+    <w:bookmarkEnd w:id="47"/>
+    <w:bookmarkStart w:id="48" w:name="compliance-with-law"/>
     <w:p>
       <w:pPr>
         <w:pStyle w:val="Heading3"/>
@@ -1484,8 +1742,8 @@
         <w:t xml:space="preserve">Compliance with all federal, state, and local laws applicable to Pro Services and Pro’s business.</w:t>
       </w:r>
     </w:p>
-    <w:bookmarkEnd w:id="37"/>
-    <w:bookmarkStart w:id="38" w:name="performance-of-booked-services"/>
+    <w:bookmarkEnd w:id="48"/>
+    <w:bookmarkStart w:id="49" w:name="performance-of-booked-services"/>
     <w:p>
       <w:pPr>
         <w:pStyle w:val="Heading3"/>
@@ -1502,8 +1760,8 @@
         <w:t xml:space="preserve">Performing Pro Services for accepted Bookings competently, safely, and in accordance with the scope agreed with the Client.</w:t>
       </w:r>
     </w:p>
-    <w:bookmarkEnd w:id="38"/>
-    <w:bookmarkStart w:id="39" w:name="recordkeeping"/>
+    <w:bookmarkEnd w:id="49"/>
+    <w:bookmarkStart w:id="50" w:name="recordkeeping"/>
     <w:p>
       <w:pPr>
         <w:pStyle w:val="Heading3"/>
@@ -1522,11 +1780,11 @@
     </w:p>
     <w:p>
       <w:pPr>
-        <w:pStyle w:val="Compact"/>
         <w:numPr>
           <w:ilvl w:val="0"/>
           <w:numId w:val="1007"/>
         </w:numPr>
+        <w:pStyle w:val="Compact"/>
       </w:pPr>
       <w:r>
         <w:t xml:space="preserve">Tax records (Schedule C, 1099-K, expense documentation) for at least</w:t>
@@ -1536,8 +1794,8 @@
       </w:r>
       <w:r>
         <w:rPr>
-          <w:b/>
-          <w:bCs/>
+          <w:bCs/>
+          <w:b/>
         </w:rPr>
         <w:t xml:space="preserve">7 years</w:t>
       </w:r>
@@ -1547,11 +1805,11 @@
     </w:p>
     <w:p>
       <w:pPr>
-        <w:pStyle w:val="Compact"/>
         <w:numPr>
           <w:ilvl w:val="0"/>
           <w:numId w:val="1007"/>
         </w:numPr>
+        <w:pStyle w:val="Compact"/>
       </w:pPr>
       <w:r>
         <w:t xml:space="preserve">Insurance records, license records, and certifications for at least</w:t>
@@ -1561,8 +1819,8 @@
       </w:r>
       <w:r>
         <w:rPr>
-          <w:b/>
-          <w:bCs/>
+          <w:bCs/>
+          <w:b/>
         </w:rPr>
         <w:t xml:space="preserve">5 years</w:t>
       </w:r>
@@ -1575,18 +1833,18 @@
     </w:p>
     <w:p>
       <w:pPr>
-        <w:pStyle w:val="Compact"/>
         <w:numPr>
           <w:ilvl w:val="0"/>
           <w:numId w:val="1007"/>
         </w:numPr>
+        <w:pStyle w:val="Compact"/>
       </w:pPr>
       <w:r>
         <w:t xml:space="preserve">Any client agreements, service records, or photographic documentation that Pro creates outside the Platform, retained as Pro chooses for Pro’s own business.</w:t>
       </w:r>
     </w:p>
-    <w:bookmarkEnd w:id="39"/>
-    <w:bookmarkStart w:id="40" w:name="professional-standards"/>
+    <w:bookmarkEnd w:id="50"/>
+    <w:bookmarkStart w:id="51" w:name="professional-standards"/>
     <w:p>
       <w:pPr>
         <w:pStyle w:val="Heading3"/>
@@ -1605,11 +1863,11 @@
     </w:p>
     <w:p>
       <w:pPr>
-        <w:pStyle w:val="Compact"/>
         <w:numPr>
           <w:ilvl w:val="0"/>
           <w:numId w:val="1008"/>
         </w:numPr>
+        <w:pStyle w:val="Compact"/>
       </w:pPr>
       <w:r>
         <w:t xml:space="preserve">Punctuality and professional demeanor;</w:t>
@@ -1617,11 +1875,11 @@
     </w:p>
     <w:p>
       <w:pPr>
-        <w:pStyle w:val="Compact"/>
         <w:numPr>
           <w:ilvl w:val="0"/>
           <w:numId w:val="1008"/>
         </w:numPr>
+        <w:pStyle w:val="Compact"/>
       </w:pPr>
       <w:r>
         <w:t xml:space="preserve">Reasonable attention to Client property;</w:t>
@@ -1629,11 +1887,11 @@
     </w:p>
     <w:p>
       <w:pPr>
-        <w:pStyle w:val="Compact"/>
         <w:numPr>
           <w:ilvl w:val="0"/>
           <w:numId w:val="1008"/>
         </w:numPr>
+        <w:pStyle w:val="Compact"/>
       </w:pPr>
       <w:r>
         <w:t xml:space="preserve">Compliance with the Acceptable Use Policy, including weapons, intoxication, recording, and confidentiality rules;</w:t>
@@ -1641,11 +1899,11 @@
     </w:p>
     <w:p>
       <w:pPr>
-        <w:pStyle w:val="Compact"/>
         <w:numPr>
           <w:ilvl w:val="0"/>
           <w:numId w:val="1008"/>
         </w:numPr>
+        <w:pStyle w:val="Compact"/>
       </w:pPr>
       <w:r>
         <w:t xml:space="preserve">Honest representation of services and qualifications.</w:t>
@@ -1666,9 +1924,9 @@
         </w:pict>
       </w:r>
     </w:p>
-    <w:bookmarkEnd w:id="40"/>
-    <w:bookmarkEnd w:id="41"/>
-    <w:bookmarkStart w:id="42" w:name="use-of-the-platform"/>
+    <w:bookmarkEnd w:id="51"/>
+    <w:bookmarkEnd w:id="52"/>
+    <w:bookmarkStart w:id="53" w:name="use-of-the-platform"/>
     <w:p>
       <w:pPr>
         <w:pStyle w:val="Heading2"/>
@@ -1687,11 +1945,11 @@
     </w:p>
     <w:p>
       <w:pPr>
-        <w:pStyle w:val="Compact"/>
         <w:numPr>
           <w:ilvl w:val="0"/>
           <w:numId w:val="1009"/>
         </w:numPr>
+        <w:pStyle w:val="Compact"/>
       </w:pPr>
       <w:r>
         <w:t xml:space="preserve">Use the Platform consistent with the Platform Terms;</w:t>
@@ -1699,11 +1957,11 @@
     </w:p>
     <w:p>
       <w:pPr>
-        <w:pStyle w:val="Compact"/>
         <w:numPr>
           <w:ilvl w:val="0"/>
           <w:numId w:val="1009"/>
         </w:numPr>
+        <w:pStyle w:val="Compact"/>
       </w:pPr>
       <w:r>
         <w:t xml:space="preserve">Maintain accurate profile information;</w:t>
@@ -1711,11 +1969,11 @@
     </w:p>
     <w:p>
       <w:pPr>
-        <w:pStyle w:val="Compact"/>
         <w:numPr>
           <w:ilvl w:val="0"/>
           <w:numId w:val="1009"/>
         </w:numPr>
+        <w:pStyle w:val="Compact"/>
       </w:pPr>
       <w:r>
         <w:t xml:space="preserve">Safeguard account credentials;</w:t>
@@ -1723,11 +1981,11 @@
     </w:p>
     <w:p>
       <w:pPr>
-        <w:pStyle w:val="Compact"/>
         <w:numPr>
           <w:ilvl w:val="0"/>
           <w:numId w:val="1009"/>
         </w:numPr>
+        <w:pStyle w:val="Compact"/>
       </w:pPr>
       <w:r>
         <w:t xml:space="preserve">Not interfere with the Platform’s operation, security, or integrity.</w:t>
@@ -1748,8 +2006,8 @@
         </w:pict>
       </w:r>
     </w:p>
-    <w:bookmarkEnd w:id="42"/>
-    <w:bookmarkStart w:id="47" w:name="compensation-and-platform-fees"/>
+    <w:bookmarkEnd w:id="53"/>
+    <w:bookmarkStart w:id="58" w:name="compensation-and-platform-fees"/>
     <w:p>
       <w:pPr>
         <w:pStyle w:val="Heading2"/>
@@ -1758,7 +2016,7 @@
         <w:t xml:space="preserve">7. Compensation and Platform Fees</w:t>
       </w:r>
     </w:p>
-    <w:bookmarkStart w:id="43" w:name="pros-compensation"/>
+    <w:bookmarkStart w:id="54" w:name="pros-compensation"/>
     <w:p>
       <w:pPr>
         <w:pStyle w:val="Heading3"/>
@@ -1779,8 +2037,8 @@
       </w:r>
       <w:r>
         <w:rPr>
-          <w:b/>
-          <w:bCs/>
+          <w:bCs/>
+          <w:b/>
         </w:rPr>
         <w:t xml:space="preserve">Client</w:t>
       </w:r>
@@ -1791,8 +2049,8 @@
         <w:t xml:space="preserve">directly for Pro Services, in the amount Pro sets (subject to the maximum-rate ceiling). PureTask is not the source of Pro’s compensation.</w:t>
       </w:r>
     </w:p>
-    <w:bookmarkEnd w:id="43"/>
-    <w:bookmarkStart w:id="44" w:name="puretasks-platform-fee"/>
+    <w:bookmarkEnd w:id="54"/>
+    <w:bookmarkStart w:id="55" w:name="puretasks-platform-fee"/>
     <w:p>
       <w:pPr>
         <w:pStyle w:val="Heading3"/>
@@ -1813,8 +2071,8 @@
       </w:r>
       <w:r>
         <w:rPr>
-          <w:b/>
-          <w:bCs/>
+          <w:bCs/>
+          <w:b/>
         </w:rPr>
         <w:t xml:space="preserve">flat per-Booking Platform Fee</w:t>
       </w:r>
@@ -1834,8 +2092,8 @@
       </w:r>
       <w:r>
         <w:rPr>
-          <w:b/>
-          <w:bCs/>
+          <w:bCs/>
+          <w:b/>
         </w:rPr>
         <w:t xml:space="preserve">30 days’</w:t>
       </w:r>
@@ -1846,8 +2104,8 @@
         <w:t xml:space="preserve">advance notice. Continued use of the Platform after the effective date constitutes acceptance. Pro may terminate this Agreement (Section 14) if Pro does not agree.</w:t>
       </w:r>
     </w:p>
-    <w:bookmarkEnd w:id="44"/>
-    <w:bookmarkStart w:id="45" w:name="no-commission-on-tips"/>
+    <w:bookmarkEnd w:id="55"/>
+    <w:bookmarkStart w:id="56" w:name="no-commission-on-tips"/>
     <w:p>
       <w:pPr>
         <w:pStyle w:val="Heading3"/>
@@ -1864,8 +2122,8 @@
         <w:t xml:space="preserve">Tips paid by Clients are paid in full to Pro, less only Stripe’s processing fee on the tip itself. PureTask retains no portion.</w:t>
       </w:r>
     </w:p>
-    <w:bookmarkEnd w:id="45"/>
-    <w:bookmarkStart w:id="46" w:name="pass-through-fees"/>
+    <w:bookmarkEnd w:id="56"/>
+    <w:bookmarkStart w:id="57" w:name="pass-through-fees"/>
     <w:p>
       <w:pPr>
         <w:pStyle w:val="Heading3"/>
@@ -1889,9 +2147,9 @@
         </w:pict>
       </w:r>
     </w:p>
-    <w:bookmarkEnd w:id="46"/>
-    <w:bookmarkEnd w:id="47"/>
-    <w:bookmarkStart w:id="48" w:name="Xcd27cbcafd5d9c4b4848864179820f38a31a4af"/>
+    <w:bookmarkEnd w:id="57"/>
+    <w:bookmarkEnd w:id="58"/>
+    <w:bookmarkStart w:id="59" w:name="Xcd27cbcafd5d9c4b4848864179820f38a31a4af"/>
     <w:p>
       <w:pPr>
         <w:pStyle w:val="Heading2"/>
@@ -1912,8 +2170,8 @@
       </w:r>
       <w:r>
         <w:rPr>
-          <w:b/>
-          <w:bCs/>
+          <w:bCs/>
+          <w:b/>
         </w:rPr>
         <w:t xml:space="preserve">limited agent of the payee (Pro)</w:t>
       </w:r>
@@ -1928,8 +2186,8 @@
       </w:r>
       <w:r>
         <w:rPr>
-          <w:b/>
-          <w:bCs/>
+          <w:bCs/>
+          <w:b/>
         </w:rPr>
         <w:t xml:space="preserve">Stripe Connect Express</w:t>
       </w:r>
@@ -1939,11 +2197,11 @@
     </w:p>
     <w:p>
       <w:pPr>
-        <w:pStyle w:val="Compact"/>
         <w:numPr>
           <w:ilvl w:val="0"/>
           <w:numId w:val="1010"/>
         </w:numPr>
+        <w:pStyle w:val="Compact"/>
       </w:pPr>
       <w:r>
         <w:t xml:space="preserve">Is limited to payment collection and remittance;</w:t>
@@ -1951,11 +2209,11 @@
     </w:p>
     <w:p>
       <w:pPr>
-        <w:pStyle w:val="Compact"/>
         <w:numPr>
           <w:ilvl w:val="0"/>
           <w:numId w:val="1010"/>
         </w:numPr>
+        <w:pStyle w:val="Compact"/>
       </w:pPr>
       <w:r>
         <w:t xml:space="preserve">Terminates upon disbursement to Pro’s connected Stripe Express account;</w:t>
@@ -1963,11 +2221,11 @@
     </w:p>
     <w:p>
       <w:pPr>
-        <w:pStyle w:val="Compact"/>
         <w:numPr>
           <w:ilvl w:val="0"/>
           <w:numId w:val="1010"/>
         </w:numPr>
+        <w:pStyle w:val="Compact"/>
       </w:pPr>
       <w:r>
         <w:t xml:space="preserve">Does</w:t>
@@ -1977,8 +2235,8 @@
       </w:r>
       <w:r>
         <w:rPr>
-          <w:b/>
-          <w:bCs/>
+          <w:bCs/>
+          <w:b/>
         </w:rPr>
         <w:t xml:space="preserve">not</w:t>
       </w:r>
@@ -1991,22 +2249,40 @@
     </w:p>
     <w:p>
       <w:pPr>
-        <w:pStyle w:val="Compact"/>
         <w:numPr>
           <w:ilvl w:val="0"/>
           <w:numId w:val="1010"/>
         </w:numPr>
-      </w:pPr>
-      <w:r>
-        <w:t xml:space="preserve">Is intended to qualify for the “agent of the payee” exemption under</w:t>
-      </w:r>
-      <w:r>
-        <w:t xml:space="preserve"> </w:t>
-      </w:r>
-      <w:r>
-        <w:rPr>
-          <w:b/>
-          <w:bCs/>
+        <w:pStyle w:val="Compact"/>
+      </w:pPr>
+      <w:r>
+        <w:t xml:space="preserve">Is intended to qualify for the</w:t>
+      </w:r>
+      <w:r>
+        <w:t xml:space="preserve"> </w:t>
+      </w:r>
+      <w:r>
+        <w:t xml:space="preserve">“</w:t>
+      </w:r>
+      <w:r>
+        <w:t xml:space="preserve">agent of the payee</w:t>
+      </w:r>
+      <w:r>
+        <w:t xml:space="preserve">”</w:t>
+      </w:r>
+      <w:r>
+        <w:t xml:space="preserve"> </w:t>
+      </w:r>
+      <w:r>
+        <w:t xml:space="preserve">exemption under</w:t>
+      </w:r>
+      <w:r>
+        <w:t xml:space="preserve"> </w:t>
+      </w:r>
+      <w:r>
+        <w:rPr>
+          <w:bCs/>
+          <w:b/>
         </w:rPr>
         <w:t xml:space="preserve">Cal. Fin. Code § 2010(l)</w:t>
       </w:r>
@@ -2018,8 +2294,8 @@
       </w:r>
       <w:r>
         <w:rPr>
-          <w:b/>
-          <w:bCs/>
+          <w:bCs/>
+          <w:b/>
         </w:rPr>
         <w:t xml:space="preserve">Texas Finance Code § 151.302</w:t>
       </w:r>
@@ -2031,8 +2307,8 @@
       </w:r>
       <w:r>
         <w:rPr>
-          <w:b/>
-          <w:bCs/>
+          <w:bCs/>
+          <w:b/>
         </w:rPr>
         <w:t xml:space="preserve">Florida Statutes § 560.103(23)</w:t>
       </w:r>
@@ -2055,8 +2331,8 @@
         </w:pict>
       </w:r>
     </w:p>
-    <w:bookmarkEnd w:id="48"/>
-    <w:bookmarkStart w:id="53" w:name="X0c1c59a0bc25df533e4e44daef2cb07987442d0"/>
+    <w:bookmarkEnd w:id="59"/>
+    <w:bookmarkStart w:id="64" w:name="X0c1c59a0bc25df533e4e44daef2cb07987442d0"/>
     <w:p>
       <w:pPr>
         <w:pStyle w:val="Heading2"/>
@@ -2065,7 +2341,7 @@
         <w:t xml:space="preserve">9. Background Checks and Identity Verification</w:t>
       </w:r>
     </w:p>
-    <w:bookmarkStart w:id="49" w:name="initial-screening"/>
+    <w:bookmarkStart w:id="60" w:name="initial-screening"/>
     <w:p>
       <w:pPr>
         <w:pStyle w:val="Heading3"/>
@@ -2086,8 +2362,8 @@
       </w:r>
       <w:r>
         <w:rPr>
-          <w:b/>
-          <w:bCs/>
+          <w:bCs/>
+          <w:b/>
         </w:rPr>
         <w:t xml:space="preserve">only pursuant to the separate Standalone FCRA Disclosure and Authorization</w:t>
       </w:r>
@@ -2098,8 +2374,8 @@
         <w:t xml:space="preserve">signed at signup.</w:t>
       </w:r>
     </w:p>
-    <w:bookmarkEnd w:id="49"/>
-    <w:bookmarkStart w:id="50" w:name="ongoing-rechecks"/>
+    <w:bookmarkEnd w:id="60"/>
+    <w:bookmarkStart w:id="61" w:name="ongoing-rechecks"/>
     <w:p>
       <w:pPr>
         <w:pStyle w:val="Heading3"/>
@@ -2120,8 +2396,8 @@
       </w:r>
       <w:r>
         <w:rPr>
-          <w:b/>
-          <w:bCs/>
+          <w:bCs/>
+          <w:b/>
         </w:rPr>
         <w:t xml:space="preserve">ongoing periodic rechecks</w:t>
       </w:r>
@@ -2136,8 +2412,8 @@
       </w:r>
       <w:r>
         <w:rPr>
-          <w:b/>
-          <w:bCs/>
+          <w:bCs/>
+          <w:b/>
         </w:rPr>
         <w:t xml:space="preserve">Continued use of the Platform constitutes renewed consent</w:t>
       </w:r>
@@ -2148,8 +2424,8 @@
         <w:t xml:space="preserve">to ongoing rechecks.</w:t>
       </w:r>
     </w:p>
-    <w:bookmarkEnd w:id="50"/>
-    <w:bookmarkStart w:id="51" w:name="reporting-material-changes"/>
+    <w:bookmarkEnd w:id="61"/>
+    <w:bookmarkStart w:id="62" w:name="reporting-material-changes"/>
     <w:p>
       <w:pPr>
         <w:pStyle w:val="Heading3"/>
@@ -2166,8 +2442,8 @@
         <w:t xml:space="preserve">Pro will promptly notify PureTask of any material change in Pro’s background, including any new felony conviction, that may affect Pro’s eligibility.</w:t>
       </w:r>
     </w:p>
-    <w:bookmarkEnd w:id="51"/>
-    <w:bookmarkStart w:id="52" w:name="trust-not-supervision"/>
+    <w:bookmarkEnd w:id="62"/>
+    <w:bookmarkStart w:id="63" w:name="trust-not-supervision"/>
     <w:p>
       <w:pPr>
         <w:pStyle w:val="Heading3"/>
@@ -2191,9 +2467,9 @@
         </w:pict>
       </w:r>
     </w:p>
-    <w:bookmarkEnd w:id="52"/>
-    <w:bookmarkEnd w:id="53"/>
-    <w:bookmarkStart w:id="54" w:name="representations-and-warranties"/>
+    <w:bookmarkEnd w:id="63"/>
+    <w:bookmarkEnd w:id="64"/>
+    <w:bookmarkStart w:id="65" w:name="representations-and-warranties"/>
     <w:p>
       <w:pPr>
         <w:pStyle w:val="Heading2"/>
@@ -2212,11 +2488,11 @@
     </w:p>
     <w:p>
       <w:pPr>
-        <w:pStyle w:val="Compact"/>
         <w:numPr>
           <w:ilvl w:val="0"/>
           <w:numId w:val="1011"/>
         </w:numPr>
+        <w:pStyle w:val="Compact"/>
       </w:pPr>
       <w:r>
         <w:t xml:space="preserve">Pro has full power and authority to enter into this Agreement;</w:t>
@@ -2224,11 +2500,11 @@
     </w:p>
     <w:p>
       <w:pPr>
-        <w:pStyle w:val="Compact"/>
         <w:numPr>
           <w:ilvl w:val="0"/>
           <w:numId w:val="1011"/>
         </w:numPr>
+        <w:pStyle w:val="Compact"/>
       </w:pPr>
       <w:r>
         <w:t xml:space="preserve">Pro is at least 18 years of age and legally authorized to work in the jurisdiction where Pro Services are performed;</w:t>
@@ -2236,11 +2512,11 @@
     </w:p>
     <w:p>
       <w:pPr>
-        <w:pStyle w:val="Compact"/>
         <w:numPr>
           <w:ilvl w:val="0"/>
           <w:numId w:val="1011"/>
         </w:numPr>
+        <w:pStyle w:val="Compact"/>
       </w:pPr>
       <w:r>
         <w:t xml:space="preserve">Pro maintains the business license, EIN, or insurance required by Section 1.B and Section 5.3;</w:t>
@@ -2248,11 +2524,11 @@
     </w:p>
     <w:p>
       <w:pPr>
-        <w:pStyle w:val="Compact"/>
         <w:numPr>
           <w:ilvl w:val="0"/>
           <w:numId w:val="1011"/>
         </w:numPr>
+        <w:pStyle w:val="Compact"/>
       </w:pPr>
       <w:r>
         <w:t xml:space="preserve">Pro’s execution of this Agreement does not conflict with any other agreement Pro has entered into;</w:t>
@@ -2260,11 +2536,11 @@
     </w:p>
     <w:p>
       <w:pPr>
-        <w:pStyle w:val="Compact"/>
         <w:numPr>
           <w:ilvl w:val="0"/>
           <w:numId w:val="1011"/>
         </w:numPr>
+        <w:pStyle w:val="Compact"/>
       </w:pPr>
       <w:r>
         <w:t xml:space="preserve">Pro is not on any U.S. sanctions list (including OFAC’s SDN List);</w:t>
@@ -2272,11 +2548,11 @@
     </w:p>
     <w:p>
       <w:pPr>
-        <w:pStyle w:val="Compact"/>
         <w:numPr>
           <w:ilvl w:val="0"/>
           <w:numId w:val="1011"/>
         </w:numPr>
+        <w:pStyle w:val="Compact"/>
       </w:pPr>
       <w:r>
         <w:t xml:space="preserve">The information Pro provides to PureTask is true, accurate, and complete;</w:t>
@@ -2284,11 +2560,11 @@
     </w:p>
     <w:p>
       <w:pPr>
-        <w:pStyle w:val="Compact"/>
         <w:numPr>
           <w:ilvl w:val="0"/>
           <w:numId w:val="1011"/>
         </w:numPr>
+        <w:pStyle w:val="Compact"/>
       </w:pPr>
       <w:r>
         <w:t xml:space="preserve">Pro has not made any material misrepresentation to PureTask;</w:t>
@@ -2296,11 +2572,11 @@
     </w:p>
     <w:p>
       <w:pPr>
-        <w:pStyle w:val="Compact"/>
         <w:numPr>
           <w:ilvl w:val="0"/>
           <w:numId w:val="1011"/>
         </w:numPr>
+        <w:pStyle w:val="Compact"/>
       </w:pPr>
       <w:r>
         <w:t xml:space="preserve">Pro will perform Pro Services in a workmanlike manner consistent with industry standards.</w:t>
@@ -2321,8 +2597,8 @@
         </w:pict>
       </w:r>
     </w:p>
-    <w:bookmarkEnd w:id="54"/>
-    <w:bookmarkStart w:id="59" w:name="confidentiality"/>
+    <w:bookmarkEnd w:id="65"/>
+    <w:bookmarkStart w:id="70" w:name="confidentiality"/>
     <w:p>
       <w:pPr>
         <w:pStyle w:val="Heading2"/>
@@ -2331,7 +2607,7 @@
         <w:t xml:space="preserve">11. Confidentiality</w:t>
       </w:r>
     </w:p>
-    <w:bookmarkStart w:id="55" w:name="client-information"/>
+    <w:bookmarkStart w:id="66" w:name="client-information"/>
     <w:p>
       <w:pPr>
         <w:pStyle w:val="Heading3"/>
@@ -2352,8 +2628,8 @@
       </w:r>
       <w:r>
         <w:rPr>
-          <w:b/>
-          <w:bCs/>
+          <w:bCs/>
+          <w:b/>
         </w:rPr>
         <w:t xml:space="preserve">only</w:t>
       </w:r>
@@ -2364,8 +2640,8 @@
         <w:t xml:space="preserve">to perform Pro Services for that specific Booking.</w:t>
       </w:r>
     </w:p>
-    <w:bookmarkEnd w:id="55"/>
-    <w:bookmarkStart w:id="56" w:name="platform-information"/>
+    <w:bookmarkEnd w:id="66"/>
+    <w:bookmarkStart w:id="67" w:name="platform-information"/>
     <w:p>
       <w:pPr>
         <w:pStyle w:val="Heading3"/>
@@ -2382,8 +2658,8 @@
         <w:t xml:space="preserve">Pro will maintain in confidence any non-public technical or business information about the Platform that PureTask provides.</w:t>
       </w:r>
     </w:p>
-    <w:bookmarkEnd w:id="56"/>
-    <w:bookmarkStart w:id="57" w:name="no-restraint-on-trade"/>
+    <w:bookmarkEnd w:id="67"/>
+    <w:bookmarkStart w:id="68" w:name="no-restraint-on-trade"/>
     <w:p>
       <w:pPr>
         <w:pStyle w:val="Heading3"/>
@@ -2400,8 +2676,8 @@
         <w:t xml:space="preserve">Nothing in this Section 11 prevents Pro from using Pro’s general knowledge, skill, or experience to perform cleaning services for other clients or platforms.</w:t>
       </w:r>
     </w:p>
-    <w:bookmarkEnd w:id="57"/>
-    <w:bookmarkStart w:id="58" w:name="survival"/>
+    <w:bookmarkEnd w:id="68"/>
+    <w:bookmarkStart w:id="69" w:name="survival"/>
     <w:p>
       <w:pPr>
         <w:pStyle w:val="Heading3"/>
@@ -2425,9 +2701,9 @@
         </w:pict>
       </w:r>
     </w:p>
-    <w:bookmarkEnd w:id="58"/>
-    <w:bookmarkEnd w:id="59"/>
-    <w:bookmarkStart w:id="64" w:name="intellectual-property"/>
+    <w:bookmarkEnd w:id="69"/>
+    <w:bookmarkEnd w:id="70"/>
+    <w:bookmarkStart w:id="75" w:name="intellectual-property"/>
     <w:p>
       <w:pPr>
         <w:pStyle w:val="Heading2"/>
@@ -2436,7 +2712,7 @@
         <w:t xml:space="preserve">12. Intellectual Property</w:t>
       </w:r>
     </w:p>
-    <w:bookmarkStart w:id="60" w:name="pros-ip"/>
+    <w:bookmarkStart w:id="71" w:name="pros-ip"/>
     <w:p>
       <w:pPr>
         <w:pStyle w:val="Heading3"/>
@@ -2453,8 +2729,8 @@
         <w:t xml:space="preserve">Pro retains ownership of any pre-existing intellectual property and any content Pro creates outside the Platform.</w:t>
       </w:r>
     </w:p>
-    <w:bookmarkEnd w:id="60"/>
-    <w:bookmarkStart w:id="61" w:name="puretasks-ip"/>
+    <w:bookmarkEnd w:id="71"/>
+    <w:bookmarkStart w:id="72" w:name="puretasks-ip"/>
     <w:p>
       <w:pPr>
         <w:pStyle w:val="Heading3"/>
@@ -2468,11 +2744,44 @@
         <w:pStyle w:val="FirstParagraph"/>
       </w:pPr>
       <w:r>
-        <w:t xml:space="preserve">PureTask retains all right, title, and interest in the Platform, its software, designs, trademarks (including “PureTask” and “Dash”), and related intellectual property.</w:t>
-      </w:r>
-    </w:p>
-    <w:bookmarkEnd w:id="61"/>
-    <w:bookmarkStart w:id="62" w:name="license-of-pro-content-to-puretask"/>
+        <w:t xml:space="preserve">PureTask retains all right, title, and interest in the Platform, its software, designs, trademarks (including</w:t>
+      </w:r>
+      <w:r>
+        <w:t xml:space="preserve"> </w:t>
+      </w:r>
+      <w:r>
+        <w:t xml:space="preserve">“</w:t>
+      </w:r>
+      <w:r>
+        <w:t xml:space="preserve">PureTask</w:t>
+      </w:r>
+      <w:r>
+        <w:t xml:space="preserve">”</w:t>
+      </w:r>
+      <w:r>
+        <w:t xml:space="preserve"> </w:t>
+      </w:r>
+      <w:r>
+        <w:t xml:space="preserve">and</w:t>
+      </w:r>
+      <w:r>
+        <w:t xml:space="preserve"> </w:t>
+      </w:r>
+      <w:r>
+        <w:t xml:space="preserve">“</w:t>
+      </w:r>
+      <w:r>
+        <w:t xml:space="preserve">Dash</w:t>
+      </w:r>
+      <w:r>
+        <w:t xml:space="preserve">”</w:t>
+      </w:r>
+      <w:r>
+        <w:t xml:space="preserve">), and related intellectual property.</w:t>
+      </w:r>
+    </w:p>
+    <w:bookmarkEnd w:id="72"/>
+    <w:bookmarkStart w:id="73" w:name="license-of-pro-content-to-puretask"/>
     <w:p>
       <w:pPr>
         <w:pStyle w:val="Heading3"/>
@@ -2489,8 +2798,8 @@
         <w:t xml:space="preserve">Pro grants PureTask a worldwide, non-exclusive, royalty-free, sublicensable license to use, host, store, reproduce, modify, display, and distribute content Pro submits to the Platform (profile photos, before/after photos, reviews) for operating, providing, marketing, and improving the Platform.</w:t>
       </w:r>
     </w:p>
-    <w:bookmarkEnd w:id="62"/>
-    <w:bookmarkStart w:id="63" w:name="feedback"/>
+    <w:bookmarkEnd w:id="73"/>
+    <w:bookmarkStart w:id="74" w:name="feedback"/>
     <w:p>
       <w:pPr>
         <w:pStyle w:val="Heading3"/>
@@ -2514,9 +2823,9 @@
         </w:pict>
       </w:r>
     </w:p>
-    <w:bookmarkEnd w:id="63"/>
-    <w:bookmarkEnd w:id="64"/>
-    <w:bookmarkStart w:id="65" w:name="indemnification"/>
+    <w:bookmarkEnd w:id="74"/>
+    <w:bookmarkEnd w:id="75"/>
+    <w:bookmarkStart w:id="76" w:name="indemnification"/>
     <w:p>
       <w:pPr>
         <w:pStyle w:val="Heading2"/>
@@ -2535,11 +2844,11 @@
     </w:p>
     <w:p>
       <w:pPr>
-        <w:pStyle w:val="Compact"/>
         <w:numPr>
           <w:ilvl w:val="0"/>
           <w:numId w:val="1012"/>
         </w:numPr>
+        <w:pStyle w:val="Compact"/>
       </w:pPr>
       <w:r>
         <w:t xml:space="preserve">Pro’s performance or non-performance of Pro Services;</w:t>
@@ -2547,11 +2856,11 @@
     </w:p>
     <w:p>
       <w:pPr>
-        <w:pStyle w:val="Compact"/>
         <w:numPr>
           <w:ilvl w:val="0"/>
           <w:numId w:val="1012"/>
         </w:numPr>
+        <w:pStyle w:val="Compact"/>
       </w:pPr>
       <w:r>
         <w:t xml:space="preserve">Pro’s breach of this Agreement, the Platform Terms, or applicable law;</w:t>
@@ -2559,11 +2868,11 @@
     </w:p>
     <w:p>
       <w:pPr>
-        <w:pStyle w:val="Compact"/>
         <w:numPr>
           <w:ilvl w:val="0"/>
           <w:numId w:val="1012"/>
         </w:numPr>
+        <w:pStyle w:val="Compact"/>
       </w:pPr>
       <w:r>
         <w:t xml:space="preserve">Pro’s tax obligations;</w:t>
@@ -2571,11 +2880,11 @@
     </w:p>
     <w:p>
       <w:pPr>
-        <w:pStyle w:val="Compact"/>
         <w:numPr>
           <w:ilvl w:val="0"/>
           <w:numId w:val="1012"/>
         </w:numPr>
+        <w:pStyle w:val="Compact"/>
       </w:pPr>
       <w:r>
         <w:t xml:space="preserve">Pro’s engagement of any subcontractor or employee;</w:t>
@@ -2583,11 +2892,11 @@
     </w:p>
     <w:p>
       <w:pPr>
-        <w:pStyle w:val="Compact"/>
         <w:numPr>
           <w:ilvl w:val="0"/>
           <w:numId w:val="1012"/>
         </w:numPr>
+        <w:pStyle w:val="Compact"/>
       </w:pPr>
       <w:r>
         <w:t xml:space="preserve">Property damage, personal injury, theft, or other harm associated with Pro Services;</w:t>
@@ -2595,16 +2904,16 @@
     </w:p>
     <w:p>
       <w:pPr>
-        <w:pStyle w:val="Compact"/>
         <w:numPr>
           <w:ilvl w:val="0"/>
           <w:numId w:val="1012"/>
         </w:numPr>
-      </w:pPr>
-      <w:r>
-        <w:rPr>
-          <w:b/>
-          <w:bCs/>
+        <w:pStyle w:val="Compact"/>
+      </w:pPr>
+      <w:r>
+        <w:rPr>
+          <w:bCs/>
+          <w:b/>
         </w:rPr>
         <w:t xml:space="preserve">Any claim by any taxing authority, workers’ compensation insurer, unemployment-insurance authority, or other regulator that Pro should have been classified as an employee for any purpose</w:t>
       </w:r>
@@ -2614,11 +2923,11 @@
     </w:p>
     <w:p>
       <w:pPr>
-        <w:pStyle w:val="Compact"/>
         <w:numPr>
           <w:ilvl w:val="0"/>
           <w:numId w:val="1012"/>
         </w:numPr>
+        <w:pStyle w:val="Compact"/>
       </w:pPr>
       <w:r>
         <w:t xml:space="preserve">Pro’s misrepresentation in any representation or warranty in Section 10.</w:t>
@@ -2636,8 +2945,8 @@
       </w:r>
       <w:r>
         <w:rPr>
-          <w:b/>
-          <w:bCs/>
+          <w:bCs/>
+          <w:b/>
         </w:rPr>
         <w:t xml:space="preserve">not</w:t>
       </w:r>
@@ -2655,8 +2964,8 @@
         </w:pict>
       </w:r>
     </w:p>
-    <w:bookmarkEnd w:id="65"/>
-    <w:bookmarkStart w:id="66" w:name="limitation-of-liability"/>
+    <w:bookmarkEnd w:id="76"/>
+    <w:bookmarkStart w:id="77" w:name="limitation-of-liability"/>
     <w:p>
       <w:pPr>
         <w:pStyle w:val="Heading2"/>
@@ -2677,8 +2986,8 @@
       </w:r>
       <w:r>
         <w:rPr>
-          <w:b/>
-          <w:bCs/>
+          <w:bCs/>
+          <w:b/>
         </w:rPr>
         <w:t xml:space="preserve">total Platform Fees paid by Pro to PureTask in the six (6) months preceding the event giving rise to the claim</w:t>
       </w:r>
@@ -2701,8 +3010,8 @@
         </w:pict>
       </w:r>
     </w:p>
-    <w:bookmarkEnd w:id="66"/>
-    <w:bookmarkStart w:id="71" w:name="term-suspension-and-termination"/>
+    <w:bookmarkEnd w:id="77"/>
+    <w:bookmarkStart w:id="82" w:name="term-suspension-and-termination"/>
     <w:p>
       <w:pPr>
         <w:pStyle w:val="Heading2"/>
@@ -2711,7 +3020,7 @@
         <w:t xml:space="preserve">15. Term, Suspension, and Termination</w:t>
       </w:r>
     </w:p>
-    <w:bookmarkStart w:id="67" w:name="term"/>
+    <w:bookmarkStart w:id="78" w:name="term"/>
     <w:p>
       <w:pPr>
         <w:pStyle w:val="Heading3"/>
@@ -2728,8 +3037,8 @@
         <w:t xml:space="preserve">This Agreement begins when Pro accepts it and continues until terminated.</w:t>
       </w:r>
     </w:p>
-    <w:bookmarkEnd w:id="67"/>
-    <w:bookmarkStart w:id="68" w:name="termination-by-pro"/>
+    <w:bookmarkEnd w:id="78"/>
+    <w:bookmarkStart w:id="79" w:name="termination-by-pro"/>
     <w:p>
       <w:pPr>
         <w:pStyle w:val="Heading3"/>
@@ -2750,8 +3059,8 @@
       </w:r>
       <w:r>
         <w:rPr>
-          <w:b/>
-          <w:bCs/>
+          <w:bCs/>
+          <w:b/>
         </w:rPr>
         <w:t xml:space="preserve">otherpuretask@gmail.com</w:t>
       </w:r>
@@ -2762,8 +3071,8 @@
         <w:t xml:space="preserve">or using the deactivation feature. Termination does not relieve Pro of obligations incurred before termination.</w:t>
       </w:r>
     </w:p>
-    <w:bookmarkEnd w:id="68"/>
-    <w:bookmarkStart w:id="69" w:name="termination-or-suspension-by-puretask"/>
+    <w:bookmarkEnd w:id="79"/>
+    <w:bookmarkStart w:id="80" w:name="termination-or-suspension-by-puretask"/>
     <w:p>
       <w:pPr>
         <w:pStyle w:val="Heading3"/>
@@ -2782,16 +3091,16 @@
     </w:p>
     <w:p>
       <w:pPr>
-        <w:pStyle w:val="Compact"/>
         <w:numPr>
           <w:ilvl w:val="0"/>
           <w:numId w:val="1013"/>
         </w:numPr>
-      </w:pPr>
-      <w:r>
-        <w:rPr>
-          <w:b/>
-          <w:bCs/>
+        <w:pStyle w:val="Compact"/>
+      </w:pPr>
+      <w:r>
+        <w:rPr>
+          <w:bCs/>
+          <w:b/>
         </w:rPr>
         <w:t xml:space="preserve">With notice and 14-day cure period</w:t>
       </w:r>
@@ -2804,16 +3113,16 @@
     </w:p>
     <w:p>
       <w:pPr>
-        <w:pStyle w:val="Compact"/>
         <w:numPr>
           <w:ilvl w:val="0"/>
           <w:numId w:val="1013"/>
         </w:numPr>
-      </w:pPr>
-      <w:r>
-        <w:rPr>
-          <w:b/>
-          <w:bCs/>
+        <w:pStyle w:val="Compact"/>
+      </w:pPr>
+      <w:r>
+        <w:rPr>
+          <w:bCs/>
+          <w:b/>
         </w:rPr>
         <w:t xml:space="preserve">Immediately, with or without notice</w:t>
       </w:r>
@@ -2823,11 +3132,11 @@
     </w:p>
     <w:p>
       <w:pPr>
-        <w:pStyle w:val="Compact"/>
         <w:numPr>
           <w:ilvl w:val="1"/>
           <w:numId w:val="1014"/>
         </w:numPr>
+        <w:pStyle w:val="Compact"/>
       </w:pPr>
       <w:r>
         <w:t xml:space="preserve">Material breach incapable of cure;</w:t>
@@ -2835,11 +3144,11 @@
     </w:p>
     <w:p>
       <w:pPr>
-        <w:pStyle w:val="Compact"/>
         <w:numPr>
           <w:ilvl w:val="1"/>
           <w:numId w:val="1014"/>
         </w:numPr>
+        <w:pStyle w:val="Compact"/>
       </w:pPr>
       <w:r>
         <w:t xml:space="preserve">Failure of any required background, identity, or trust-and-safety screening;</w:t>
@@ -2847,11 +3156,11 @@
     </w:p>
     <w:p>
       <w:pPr>
-        <w:pStyle w:val="Compact"/>
         <w:numPr>
           <w:ilvl w:val="1"/>
           <w:numId w:val="1014"/>
         </w:numPr>
+        <w:pStyle w:val="Compact"/>
       </w:pPr>
       <w:r>
         <w:t xml:space="preserve">Loss of required license, EIN, or insurance;</w:t>
@@ -2859,11 +3168,11 @@
     </w:p>
     <w:p>
       <w:pPr>
-        <w:pStyle w:val="Compact"/>
         <w:numPr>
           <w:ilvl w:val="1"/>
           <w:numId w:val="1014"/>
         </w:numPr>
+        <w:pStyle w:val="Compact"/>
       </w:pPr>
       <w:r>
         <w:t xml:space="preserve">Fraud, harassment, theft, violence, weapons-related conduct, illegal-substance use, or other serious misconduct;</w:t>
@@ -2871,11 +3180,11 @@
     </w:p>
     <w:p>
       <w:pPr>
-        <w:pStyle w:val="Compact"/>
         <w:numPr>
           <w:ilvl w:val="1"/>
           <w:numId w:val="1014"/>
         </w:numPr>
+        <w:pStyle w:val="Compact"/>
       </w:pPr>
       <w:r>
         <w:t xml:space="preserve">Substantial threat to User safety;</w:t>
@@ -2883,11 +3192,11 @@
     </w:p>
     <w:p>
       <w:pPr>
-        <w:pStyle w:val="Compact"/>
         <w:numPr>
           <w:ilvl w:val="1"/>
           <w:numId w:val="1014"/>
         </w:numPr>
+        <w:pStyle w:val="Compact"/>
       </w:pPr>
       <w:r>
         <w:t xml:space="preserve">Material misrepresentation in Section 10;</w:t>
@@ -2895,11 +3204,11 @@
     </w:p>
     <w:p>
       <w:pPr>
-        <w:pStyle w:val="Compact"/>
         <w:numPr>
           <w:ilvl w:val="1"/>
           <w:numId w:val="1014"/>
         </w:numPr>
+        <w:pStyle w:val="Compact"/>
       </w:pPr>
       <w:r>
         <w:t xml:space="preserve">Receipt of repeated serious Client complaints;</w:t>
@@ -2907,11 +3216,11 @@
     </w:p>
     <w:p>
       <w:pPr>
-        <w:pStyle w:val="Compact"/>
         <w:numPr>
           <w:ilvl w:val="1"/>
           <w:numId w:val="1014"/>
         </w:numPr>
+        <w:pStyle w:val="Compact"/>
       </w:pPr>
       <w:r>
         <w:t xml:space="preserve">Legal requirement to terminate;</w:t>
@@ -2919,18 +3228,18 @@
     </w:p>
     <w:p>
       <w:pPr>
-        <w:pStyle w:val="Compact"/>
         <w:numPr>
           <w:ilvl w:val="1"/>
           <w:numId w:val="1014"/>
         </w:numPr>
+        <w:pStyle w:val="Compact"/>
       </w:pPr>
       <w:r>
         <w:t xml:space="preserve">Other lawful reason in PureTask’s reasonable discretion.</w:t>
       </w:r>
     </w:p>
-    <w:bookmarkEnd w:id="69"/>
-    <w:bookmarkStart w:id="70" w:name="effect-of-termination"/>
+    <w:bookmarkEnd w:id="80"/>
+    <w:bookmarkStart w:id="81" w:name="effect-of-termination"/>
     <w:p>
       <w:pPr>
         <w:pStyle w:val="Heading3"/>
@@ -2954,9 +3263,9 @@
         </w:pict>
       </w:r>
     </w:p>
-    <w:bookmarkEnd w:id="70"/>
-    <w:bookmarkEnd w:id="71"/>
-    <w:bookmarkStart w:id="72" w:name="no-restrictive-covenants"/>
+    <w:bookmarkEnd w:id="81"/>
+    <w:bookmarkEnd w:id="82"/>
+    <w:bookmarkStart w:id="83" w:name="no-restrictive-covenants"/>
     <w:p>
       <w:pPr>
         <w:pStyle w:val="Heading2"/>
@@ -2977,8 +3286,8 @@
       </w:r>
       <w:r>
         <w:rPr>
-          <w:b/>
-          <w:bCs/>
+          <w:bCs/>
+          <w:b/>
         </w:rPr>
         <w:t xml:space="preserve">no restrictive covenants</w:t>
       </w:r>
@@ -2993,8 +3302,8 @@
       </w:r>
       <w:r>
         <w:rPr>
-          <w:b/>
-          <w:bCs/>
+          <w:bCs/>
+          <w:b/>
         </w:rPr>
         <w:t xml:space="preserve">California Business &amp; Professions Code § 16600</w:t>
       </w:r>
@@ -3012,8 +3321,8 @@
         </w:pict>
       </w:r>
     </w:p>
-    <w:bookmarkEnd w:id="72"/>
-    <w:bookmarkStart w:id="73" w:name="dispute-resolution"/>
+    <w:bookmarkEnd w:id="83"/>
+    <w:bookmarkStart w:id="84" w:name="dispute-resolution"/>
     <w:p>
       <w:pPr>
         <w:pStyle w:val="Heading2"/>
@@ -3034,8 +3343,8 @@
       </w:r>
       <w:r>
         <w:rPr>
-          <w:b/>
-          <w:bCs/>
+          <w:bCs/>
+          <w:b/>
         </w:rPr>
         <w:t xml:space="preserve">Governing Law, Informal Resolution, Arbitration, Class-Action Waiver, Jury-Trial Waiver, McGill, PAGA, and Opt-Out provisions</w:t>
       </w:r>
@@ -3050,24 +3359,24 @@
       </w:r>
       <w:r>
         <w:rPr>
-          <w:b/>
-          <w:bCs/>
+          <w:bCs/>
+          <w:b/>
         </w:rPr>
         <w:t xml:space="preserve">Section 22 of the</w:t>
       </w:r>
       <w:r>
         <w:rPr>
-          <w:b/>
-          <w:bCs/>
-        </w:rPr>
-        <w:t xml:space="preserve"> </w:t>
-      </w:r>
-      <w:hyperlink r:id="rId9">
+          <w:bCs/>
+          <w:b/>
+        </w:rPr>
+        <w:t xml:space="preserve"> </w:t>
+      </w:r>
+      <w:hyperlink r:id="rId20">
         <w:r>
           <w:rPr>
             <w:rStyle w:val="Hyperlink"/>
+            <w:bCs/>
             <w:b/>
-            <w:bCs/>
           </w:rPr>
           <w:t xml:space="preserve">Terms of Service</w:t>
         </w:r>
@@ -3088,8 +3397,8 @@
       </w:r>
       <w:r>
         <w:rPr>
-          <w:b/>
-          <w:bCs/>
+          <w:bCs/>
+          <w:b/>
         </w:rPr>
         <w:t xml:space="preserve">30-day arbitration opt-out</w:t>
       </w:r>
@@ -3107,8 +3416,8 @@
         </w:pict>
       </w:r>
     </w:p>
-    <w:bookmarkEnd w:id="73"/>
-    <w:bookmarkStart w:id="74" w:name="modifications"/>
+    <w:bookmarkEnd w:id="84"/>
+    <w:bookmarkStart w:id="85" w:name="modifications"/>
     <w:p>
       <w:pPr>
         <w:pStyle w:val="Heading2"/>
@@ -3129,8 +3438,8 @@
       </w:r>
       <w:r>
         <w:rPr>
-          <w:b/>
-          <w:bCs/>
+          <w:bCs/>
+          <w:b/>
         </w:rPr>
         <w:t xml:space="preserve">30 days’</w:t>
       </w:r>
@@ -3148,8 +3457,8 @@
         </w:pict>
       </w:r>
     </w:p>
-    <w:bookmarkEnd w:id="74"/>
-    <w:bookmarkStart w:id="75" w:name="tax-reporting-and-acknowledgment"/>
+    <w:bookmarkEnd w:id="85"/>
+    <w:bookmarkStart w:id="86" w:name="tax-reporting-and-acknowledgment"/>
     <w:p>
       <w:pPr>
         <w:pStyle w:val="Heading2"/>
@@ -3168,11 +3477,11 @@
     </w:p>
     <w:p>
       <w:pPr>
-        <w:pStyle w:val="Compact"/>
         <w:numPr>
           <w:ilvl w:val="0"/>
           <w:numId w:val="1015"/>
         </w:numPr>
+        <w:pStyle w:val="Compact"/>
       </w:pPr>
       <w:r>
         <w:t xml:space="preserve">Pro is a self-employed independent contractor for federal and state tax purposes;</w:t>
@@ -3180,11 +3489,11 @@
     </w:p>
     <w:p>
       <w:pPr>
-        <w:pStyle w:val="Compact"/>
         <w:numPr>
           <w:ilvl w:val="0"/>
           <w:numId w:val="1015"/>
         </w:numPr>
+        <w:pStyle w:val="Compact"/>
       </w:pPr>
       <w:r>
         <w:t xml:space="preserve">Pro is responsible for filing IRS Schedule C (Form 1040) or similar, and paying self-employment tax;</w:t>
@@ -3192,11 +3501,11 @@
     </w:p>
     <w:p>
       <w:pPr>
-        <w:pStyle w:val="Compact"/>
         <w:numPr>
           <w:ilvl w:val="0"/>
           <w:numId w:val="1015"/>
         </w:numPr>
+        <w:pStyle w:val="Compact"/>
       </w:pPr>
       <w:r>
         <w:t xml:space="preserve">Pro is responsible for estimated quarterly tax payments;</w:t>
@@ -3204,16 +3513,16 @@
     </w:p>
     <w:p>
       <w:pPr>
-        <w:pStyle w:val="Compact"/>
         <w:numPr>
           <w:ilvl w:val="0"/>
           <w:numId w:val="1015"/>
         </w:numPr>
-      </w:pPr>
-      <w:r>
-        <w:rPr>
-          <w:b/>
-          <w:bCs/>
+        <w:pStyle w:val="Compact"/>
+      </w:pPr>
+      <w:r>
+        <w:rPr>
+          <w:bCs/>
+          <w:b/>
         </w:rPr>
         <w:t xml:space="preserve">Stripe</w:t>
       </w:r>
@@ -3228,8 +3537,8 @@
       </w:r>
       <w:r>
         <w:rPr>
-          <w:b/>
-          <w:bCs/>
+          <w:bCs/>
+          <w:b/>
         </w:rPr>
         <w:t xml:space="preserve">IRS Form 1099-K</w:t>
       </w:r>
@@ -3242,11 +3551,11 @@
     </w:p>
     <w:p>
       <w:pPr>
-        <w:pStyle w:val="Compact"/>
         <w:numPr>
           <w:ilvl w:val="0"/>
           <w:numId w:val="1015"/>
         </w:numPr>
+        <w:pStyle w:val="Compact"/>
       </w:pPr>
       <w:r>
         <w:t xml:space="preserve">PureTask does</w:t>
@@ -3256,8 +3565,8 @@
       </w:r>
       <w:r>
         <w:rPr>
-          <w:b/>
-          <w:bCs/>
+          <w:bCs/>
+          <w:b/>
         </w:rPr>
         <w:t xml:space="preserve">not</w:t>
       </w:r>
@@ -3280,8 +3589,8 @@
       </w:r>
       <w:r>
         <w:rPr>
-          <w:b/>
-          <w:bCs/>
+          <w:bCs/>
+          <w:b/>
         </w:rPr>
         <w:t xml:space="preserve">IRS Form W-9</w:t>
       </w:r>
@@ -3299,8 +3608,8 @@
         </w:pict>
       </w:r>
     </w:p>
-    <w:bookmarkEnd w:id="75"/>
-    <w:bookmarkStart w:id="84" w:name="general-provisions"/>
+    <w:bookmarkEnd w:id="86"/>
+    <w:bookmarkStart w:id="95" w:name="general-provisions"/>
     <w:p>
       <w:pPr>
         <w:pStyle w:val="Heading2"/>
@@ -3309,7 +3618,7 @@
         <w:t xml:space="preserve">20. General Provisions</w:t>
       </w:r>
     </w:p>
-    <w:bookmarkStart w:id="76" w:name="entire-agreement"/>
+    <w:bookmarkStart w:id="87" w:name="entire-agreement"/>
     <w:p>
       <w:pPr>
         <w:pStyle w:val="Heading3"/>
@@ -3326,8 +3635,8 @@
         <w:t xml:space="preserve">This Agreement, with the Platform Terms incorporated by reference, constitutes the entire agreement regarding Pro’s use of the Platform.</w:t>
       </w:r>
     </w:p>
-    <w:bookmarkEnd w:id="76"/>
-    <w:bookmarkStart w:id="77" w:name="severability"/>
+    <w:bookmarkEnd w:id="87"/>
+    <w:bookmarkStart w:id="88" w:name="severability"/>
     <w:p>
       <w:pPr>
         <w:pStyle w:val="Heading3"/>
@@ -3344,8 +3653,8 @@
         <w:t xml:space="preserve">If any provision is unenforceable, the remainder remains in effect, modified to the minimum extent necessary.</w:t>
       </w:r>
     </w:p>
-    <w:bookmarkEnd w:id="77"/>
-    <w:bookmarkStart w:id="78" w:name="no-waiver"/>
+    <w:bookmarkEnd w:id="88"/>
+    <w:bookmarkStart w:id="89" w:name="no-waiver"/>
     <w:p>
       <w:pPr>
         <w:pStyle w:val="Heading3"/>
@@ -3362,8 +3671,8 @@
         <w:t xml:space="preserve">Failure to enforce any provision is not a waiver.</w:t>
       </w:r>
     </w:p>
-    <w:bookmarkEnd w:id="78"/>
-    <w:bookmarkStart w:id="79" w:name="assignment"/>
+    <w:bookmarkEnd w:id="89"/>
+    <w:bookmarkStart w:id="90" w:name="assignment"/>
     <w:p>
       <w:pPr>
         <w:pStyle w:val="Heading3"/>
@@ -3380,8 +3689,8 @@
         <w:t xml:space="preserve">Pro may not assign without consent. PureTask may assign freely.</w:t>
       </w:r>
     </w:p>
-    <w:bookmarkEnd w:id="79"/>
-    <w:bookmarkStart w:id="80" w:name="notices"/>
+    <w:bookmarkEnd w:id="90"/>
+    <w:bookmarkStart w:id="91" w:name="notices"/>
     <w:p>
       <w:pPr>
         <w:pStyle w:val="Heading3"/>
@@ -3402,8 +3711,8 @@
       </w:r>
       <w:r>
         <w:rPr>
-          <w:b/>
-          <w:bCs/>
+          <w:bCs/>
+          <w:b/>
         </w:rPr>
         <w:t xml:space="preserve">PureTask LLC, otherpuretask@gmail.com</w:t>
       </w:r>
@@ -3411,8 +3720,8 @@
         <w:t xml:space="preserve">.</w:t>
       </w:r>
     </w:p>
-    <w:bookmarkEnd w:id="80"/>
-    <w:bookmarkStart w:id="81" w:name="governing-law-and-venue"/>
+    <w:bookmarkEnd w:id="91"/>
+    <w:bookmarkStart w:id="92" w:name="governing-law-and-venue"/>
     <w:p>
       <w:pPr>
         <w:pStyle w:val="Heading3"/>
@@ -3429,8 +3738,8 @@
         <w:t xml:space="preserve">California law, Sacramento County venue, per Section 22 of the Terms of Service.</w:t>
       </w:r>
     </w:p>
-    <w:bookmarkEnd w:id="81"/>
-    <w:bookmarkStart w:id="82" w:name="counterparts-electronic-acceptance"/>
+    <w:bookmarkEnd w:id="92"/>
+    <w:bookmarkStart w:id="93" w:name="counterparts-electronic-acceptance"/>
     <w:p>
       <w:pPr>
         <w:pStyle w:val="Heading3"/>
@@ -3447,8 +3756,8 @@
         <w:t xml:space="preserve">Electronic acceptance has the same legal effect as a handwritten signature under E-SIGN and UETA.</w:t>
       </w:r>
     </w:p>
-    <w:bookmarkEnd w:id="82"/>
-    <w:bookmarkStart w:id="83" w:name="headings"/>
+    <w:bookmarkEnd w:id="93"/>
+    <w:bookmarkStart w:id="94" w:name="headings"/>
     <w:p>
       <w:pPr>
         <w:pStyle w:val="Heading3"/>
@@ -3472,9 +3781,9 @@
         </w:pict>
       </w:r>
     </w:p>
-    <w:bookmarkEnd w:id="83"/>
-    <w:bookmarkEnd w:id="84"/>
-    <w:bookmarkStart w:id="85" w:name="pro-acknowledgment"/>
+    <w:bookmarkEnd w:id="94"/>
+    <w:bookmarkEnd w:id="95"/>
+    <w:bookmarkStart w:id="96" w:name="pro-acknowledgment"/>
     <w:p>
       <w:pPr>
         <w:pStyle w:val="Heading2"/>
@@ -3488,16 +3797,34 @@
         <w:pStyle w:val="FirstParagraph"/>
       </w:pPr>
       <w:r>
-        <w:t xml:space="preserve">By clicking “I Accept” or signing below, Pro acknowledges:</w:t>
-      </w:r>
-    </w:p>
-    <w:p>
-      <w:pPr>
-        <w:pStyle w:val="Compact"/>
+        <w:t xml:space="preserve">By clicking</w:t>
+      </w:r>
+      <w:r>
+        <w:t xml:space="preserve"> </w:t>
+      </w:r>
+      <w:r>
+        <w:t xml:space="preserve">“</w:t>
+      </w:r>
+      <w:r>
+        <w:t xml:space="preserve">I Accept</w:t>
+      </w:r>
+      <w:r>
+        <w:t xml:space="preserve">”</w:t>
+      </w:r>
+      <w:r>
+        <w:t xml:space="preserve"> </w:t>
+      </w:r>
+      <w:r>
+        <w:t xml:space="preserve">or signing below, Pro acknowledges:</w:t>
+      </w:r>
+    </w:p>
+    <w:p>
+      <w:pPr>
         <w:numPr>
           <w:ilvl w:val="0"/>
           <w:numId w:val="1016"/>
         </w:numPr>
+        <w:pStyle w:val="Compact"/>
       </w:pPr>
       <w:r>
         <w:t xml:space="preserve">Pro has read and understood this Agreement.</w:t>
@@ -3505,11 +3832,11 @@
     </w:p>
     <w:p>
       <w:pPr>
-        <w:pStyle w:val="Compact"/>
         <w:numPr>
           <w:ilvl w:val="0"/>
           <w:numId w:val="1016"/>
         </w:numPr>
+        <w:pStyle w:val="Compact"/>
       </w:pPr>
       <w:r>
         <w:t xml:space="preserve">Pro is at least 18 years of age and legally authorized to enter into this Agreement.</w:t>
@@ -3517,11 +3844,11 @@
     </w:p>
     <w:p>
       <w:pPr>
-        <w:pStyle w:val="Compact"/>
         <w:numPr>
           <w:ilvl w:val="0"/>
           <w:numId w:val="1016"/>
         </w:numPr>
+        <w:pStyle w:val="Compact"/>
       </w:pPr>
       <w:r>
         <w:t xml:space="preserve">Pro understands Pro is an</w:t>
@@ -3531,8 +3858,8 @@
       </w:r>
       <w:r>
         <w:rPr>
-          <w:b/>
-          <w:bCs/>
+          <w:bCs/>
+          <w:b/>
         </w:rPr>
         <w:t xml:space="preserve">independent contractor</w:t>
       </w:r>
@@ -3542,11 +3869,11 @@
     </w:p>
     <w:p>
       <w:pPr>
-        <w:pStyle w:val="Compact"/>
         <w:numPr>
           <w:ilvl w:val="0"/>
           <w:numId w:val="1016"/>
         </w:numPr>
+        <w:pStyle w:val="Compact"/>
       </w:pPr>
       <w:r>
         <w:t xml:space="preserve">Pro understands Pro is free to refuse Bookings, set Pro’s own rates and schedule, and work for other platforms and clients.</w:t>
@@ -3554,11 +3881,11 @@
     </w:p>
     <w:p>
       <w:pPr>
-        <w:pStyle w:val="Compact"/>
         <w:numPr>
           <w:ilvl w:val="0"/>
           <w:numId w:val="1016"/>
         </w:numPr>
+        <w:pStyle w:val="Compact"/>
       </w:pPr>
       <w:r>
         <w:t xml:space="preserve">Pro has had the opportunity to consult with an attorney, accountant, or business advisor.</w:t>
@@ -3570,8 +3897,8 @@
       </w:pPr>
       <w:r>
         <w:rPr>
-          <w:b/>
-          <w:bCs/>
+          <w:bCs/>
+          <w:b/>
         </w:rPr>
         <w:t xml:space="preserve">Pro Signature (electronic):</w:t>
       </w:r>
@@ -3586,8 +3913,8 @@
       </w:r>
       <w:r>
         <w:rPr>
-          <w:b/>
-          <w:bCs/>
+          <w:bCs/>
+          <w:b/>
         </w:rPr>
         <w:t xml:space="preserve">Printed Name:</w:t>
       </w:r>
@@ -3602,8 +3929,8 @@
       </w:r>
       <w:r>
         <w:rPr>
-          <w:b/>
-          <w:bCs/>
+          <w:bCs/>
+          <w:b/>
         </w:rPr>
         <w:t xml:space="preserve">Business Name (if any):</w:t>
       </w:r>
@@ -3618,8 +3945,8 @@
       </w:r>
       <w:r>
         <w:rPr>
-          <w:b/>
-          <w:bCs/>
+          <w:bCs/>
+          <w:b/>
         </w:rPr>
         <w:t xml:space="preserve">Date:</w:t>
       </w:r>
@@ -3636,8 +3963,8 @@
       </w:pPr>
       <w:r>
         <w:rPr>
-          <w:b/>
-          <w:bCs/>
+          <w:bCs/>
+          <w:b/>
         </w:rPr>
         <w:t xml:space="preserve">PureTask LLC</w:t>
       </w:r>
@@ -3673,19 +4000,15 @@
       </w:pPr>
       <w:r>
         <w:rPr>
+          <w:iCs/>
           <w:i/>
-          <w:iCs/>
         </w:rPr>
         <w:t xml:space="preserve">This document is a general template. It is not legal advice. Please have a licensed California employment/gig-economy attorney review and tailor it before relying on it.</w:t>
       </w:r>
     </w:p>
-    <w:bookmarkEnd w:id="85"/>
-    <w:bookmarkEnd w:id="86"/>
-    <w:sectPr>
-      <w:footnotePr>
-        <w:numRestart w:val="eachSect"/>
-      </w:footnotePr>
-    </w:sectPr>
+    <w:bookmarkEnd w:id="96"/>
+    <w:bookmarkEnd w:id="97"/>
+    <w:sectPr/>
   </w:body>
 </w:document>
 </file>
@@ -3716,14 +4039,14 @@
 <file path=word/numbering.xml><?xml version="1.0" encoding="utf-8"?>
 <w:numbering xmlns:w="http://schemas.openxmlformats.org/wordprocessingml/2006/main">
   <w:abstractNum w:abstractNumId="990">
-    <w:nsid w:val="0000A990"/>
+    <w:nsid w:val="A990"/>
     <w:multiLevelType w:val="multilevel"/>
     <w:lvl w:ilvl="0">
       <w:numFmt w:val="bullet"/>
       <w:lvlText w:val=" "/>
       <w:lvlJc w:val="left"/>
       <w:pPr>
-        <w:ind w:left="720" w:hanging="360"/>
+        <w:ind w:left="720" w:hanging="480"/>
       </w:pPr>
     </w:lvl>
     <w:lvl w:ilvl="1">
@@ -3731,7 +4054,7 @@
       <w:lvlText w:val=" "/>
       <w:lvlJc w:val="left"/>
       <w:pPr>
-        <w:ind w:left="1440" w:hanging="360"/>
+        <w:ind w:left="1440" w:hanging="480"/>
       </w:pPr>
     </w:lvl>
     <w:lvl w:ilvl="2">
@@ -3739,7 +4062,7 @@
       <w:lvlText w:val=" "/>
       <w:lvlJc w:val="left"/>
       <w:pPr>
-        <w:ind w:left="2160" w:hanging="360"/>
+        <w:ind w:left="2160" w:hanging="480"/>
       </w:pPr>
     </w:lvl>
     <w:lvl w:ilvl="3">
@@ -3747,7 +4070,7 @@
       <w:lvlText w:val=" "/>
       <w:lvlJc w:val="left"/>
       <w:pPr>
-        <w:ind w:left="2880" w:hanging="360"/>
+        <w:ind w:left="2880" w:hanging="480"/>
       </w:pPr>
     </w:lvl>
     <w:lvl w:ilvl="4">
@@ -3755,7 +4078,7 @@
       <w:lvlText w:val=" "/>
       <w:lvlJc w:val="left"/>
       <w:pPr>
-        <w:ind w:left="3600" w:hanging="360"/>
+        <w:ind w:left="3600" w:hanging="480"/>
       </w:pPr>
     </w:lvl>
     <w:lvl w:ilvl="5">
@@ -3763,7 +4086,7 @@
       <w:lvlText w:val=" "/>
       <w:lvlJc w:val="left"/>
       <w:pPr>
-        <w:ind w:left="4320" w:hanging="360"/>
+        <w:ind w:left="4320" w:hanging="480"/>
       </w:pPr>
     </w:lvl>
     <w:lvl w:ilvl="6">
@@ -3771,7 +4094,7 @@
       <w:lvlText w:val=" "/>
       <w:lvlJc w:val="left"/>
       <w:pPr>
-        <w:ind w:left="5040" w:hanging="360"/>
+        <w:ind w:left="5040" w:hanging="480"/>
       </w:pPr>
     </w:lvl>
     <w:lvl w:ilvl="7">
@@ -3779,7 +4102,7 @@
       <w:lvlText w:val=" "/>
       <w:lvlJc w:val="left"/>
       <w:pPr>
-        <w:ind w:left="5760" w:hanging="360"/>
+        <w:ind w:left="5760" w:hanging="480"/>
       </w:pPr>
     </w:lvl>
     <w:lvl w:ilvl="8">
@@ -3787,115 +4110,88 @@
       <w:lvlText w:val=" "/>
       <w:lvlJc w:val="left"/>
       <w:pPr>
-        <w:ind w:left="6480" w:hanging="360"/>
+        <w:ind w:left="6480" w:hanging="480"/>
       </w:pPr>
     </w:lvl>
   </w:abstractNum>
   <w:abstractNum w:abstractNumId="991">
-    <w:nsid w:val="0000A991"/>
+    <w:nsid w:val="A991"/>
     <w:multiLevelType w:val="multilevel"/>
     <w:lvl w:ilvl="0">
       <w:numFmt w:val="bullet"/>
-      <w:lvlText w:val=""/>
+      <w:lvlText w:val="•"/>
       <w:lvlJc w:val="left"/>
       <w:pPr>
-        <w:ind w:left="720" w:hanging="360"/>
-      </w:pPr>
-      <w:rPr>
-        <w:rFonts w:ascii="Symbol" w:hAnsi="Symbol" w:cs="Symbol" w:hint="default"/>
-      </w:rPr>
+        <w:ind w:left="720" w:hanging="480"/>
+      </w:pPr>
     </w:lvl>
     <w:lvl w:ilvl="1">
       <w:numFmt w:val="bullet"/>
-      <w:lvlText w:val="o"/>
+      <w:lvlText w:val="–"/>
       <w:lvlJc w:val="left"/>
       <w:pPr>
-        <w:ind w:left="1440" w:hanging="360"/>
-      </w:pPr>
-      <w:rPr>
-        <w:rFonts w:ascii="Courier New" w:hAnsi="Courier New" w:cs="Courier New" w:hint="default"/>
-      </w:rPr>
+        <w:ind w:left="1440" w:hanging="480"/>
+      </w:pPr>
     </w:lvl>
     <w:lvl w:ilvl="2">
       <w:numFmt w:val="bullet"/>
-      <w:lvlText w:val=""/>
+      <w:lvlText w:val="•"/>
       <w:lvlJc w:val="left"/>
       <w:pPr>
-        <w:ind w:left="2160" w:hanging="360"/>
-      </w:pPr>
-      <w:rPr>
-        <w:rFonts w:ascii="Wingdings" w:hAnsi="Wingdings" w:cs="Wingdings" w:hint="default"/>
-      </w:rPr>
+        <w:ind w:left="2160" w:hanging="480"/>
+      </w:pPr>
     </w:lvl>
     <w:lvl w:ilvl="3">
       <w:numFmt w:val="bullet"/>
-      <w:lvlText w:val=""/>
+      <w:lvlText w:val="–"/>
       <w:lvlJc w:val="left"/>
       <w:pPr>
-        <w:ind w:left="2880" w:hanging="360"/>
-      </w:pPr>
-      <w:rPr>
-        <w:rFonts w:ascii="Symbol" w:hAnsi="Symbol" w:cs="Symbol" w:hint="default"/>
-      </w:rPr>
+        <w:ind w:left="2880" w:hanging="480"/>
+      </w:pPr>
     </w:lvl>
     <w:lvl w:ilvl="4">
       <w:numFmt w:val="bullet"/>
-      <w:lvlText w:val="o"/>
+      <w:lvlText w:val="•"/>
       <w:lvlJc w:val="left"/>
       <w:pPr>
-        <w:ind w:left="3600" w:hanging="360"/>
-      </w:pPr>
-      <w:rPr>
-        <w:rFonts w:ascii="Courier New" w:hAnsi="Courier New" w:cs="Courier New" w:hint="default"/>
-      </w:rPr>
+        <w:ind w:left="3600" w:hanging="480"/>
+      </w:pPr>
     </w:lvl>
     <w:lvl w:ilvl="5">
       <w:numFmt w:val="bullet"/>
-      <w:lvlText w:val=""/>
+      <w:lvlText w:val="–"/>
       <w:lvlJc w:val="left"/>
       <w:pPr>
-        <w:ind w:left="4320" w:hanging="360"/>
-      </w:pPr>
-      <w:rPr>
-        <w:rFonts w:ascii="Wingdings" w:hAnsi="Wingdings" w:cs="Wingdings" w:hint="default"/>
-      </w:rPr>
+        <w:ind w:left="4320" w:hanging="480"/>
+      </w:pPr>
     </w:lvl>
     <w:lvl w:ilvl="6">
       <w:numFmt w:val="bullet"/>
-      <w:lvlText w:val=""/>
+      <w:lvlText w:val="•"/>
       <w:lvlJc w:val="left"/>
       <w:pPr>
-        <w:ind w:left="5040" w:hanging="360"/>
-      </w:pPr>
-      <w:rPr>
-        <w:rFonts w:ascii="Symbol" w:hAnsi="Symbol" w:cs="Symbol" w:hint="default"/>
-      </w:rPr>
+        <w:ind w:left="5040" w:hanging="480"/>
+      </w:pPr>
     </w:lvl>
     <w:lvl w:ilvl="7">
       <w:numFmt w:val="bullet"/>
-      <w:lvlText w:val="o"/>
+      <w:lvlText w:val="–"/>
       <w:lvlJc w:val="left"/>
       <w:pPr>
-        <w:ind w:left="5760" w:hanging="360"/>
-      </w:pPr>
-      <w:rPr>
-        <w:rFonts w:ascii="Courier New" w:hAnsi="Courier New" w:cs="Courier New" w:hint="default"/>
-      </w:rPr>
+        <w:ind w:left="5760" w:hanging="480"/>
+      </w:pPr>
     </w:lvl>
     <w:lvl w:ilvl="8">
       <w:numFmt w:val="bullet"/>
-      <w:lvlText w:val=""/>
+      <w:lvlText w:val="•"/>
       <w:lvlJc w:val="left"/>
       <w:pPr>
-        <w:ind w:left="6480" w:hanging="360"/>
-      </w:pPr>
-      <w:rPr>
-        <w:rFonts w:ascii="Wingdings" w:hAnsi="Wingdings" w:cs="Wingdings" w:hint="default"/>
-      </w:rPr>
+        <w:ind w:left="6480" w:hanging="480"/>
+      </w:pPr>
     </w:lvl>
   </w:abstractNum>
   <w:abstractNum w:abstractNumId="99731">
-    <w:nsid w:val="00A99731"/>
+    <w:nsid w:val="A99731"/>
     <w:multiLevelType w:val="multilevel"/>
     <w:lvl w:ilvl="0">
       <w:start w:val="1"/>
@@ -3903,7 +4199,7 @@
       <w:lvlText w:val="(%1)"/>
       <w:lvlJc w:val="left"/>
       <w:pPr>
-        <w:ind w:left="720" w:hanging="360"/>
+        <w:ind w:left="720" w:hanging="480"/>
       </w:pPr>
     </w:lvl>
     <w:lvl w:ilvl="1">
@@ -3912,7 +4208,7 @@
       <w:lvlText w:val="(%2)"/>
       <w:lvlJc w:val="left"/>
       <w:pPr>
-        <w:ind w:left="1440" w:hanging="360"/>
+        <w:ind w:left="1440" w:hanging="480"/>
       </w:pPr>
     </w:lvl>
     <w:lvl w:ilvl="2">
@@ -3921,7 +4217,7 @@
       <w:lvlText w:val="(%3)"/>
       <w:lvlJc w:val="left"/>
       <w:pPr>
-        <w:ind w:left="2160" w:hanging="360"/>
+        <w:ind w:left="2160" w:hanging="480"/>
       </w:pPr>
     </w:lvl>
     <w:lvl w:ilvl="3">
@@ -3930,7 +4226,7 @@
       <w:lvlText w:val="(%4)"/>
       <w:lvlJc w:val="left"/>
       <w:pPr>
-        <w:ind w:left="2880" w:hanging="360"/>
+        <w:ind w:left="2880" w:hanging="480"/>
       </w:pPr>
     </w:lvl>
     <w:lvl w:ilvl="4">
@@ -3939,7 +4235,7 @@
       <w:lvlText w:val="(%5)"/>
       <w:lvlJc w:val="left"/>
       <w:pPr>
-        <w:ind w:left="3600" w:hanging="360"/>
+        <w:ind w:left="3600" w:hanging="480"/>
       </w:pPr>
     </w:lvl>
     <w:lvl w:ilvl="5">
@@ -3948,7 +4244,7 @@
       <w:lvlText w:val="(%6)"/>
       <w:lvlJc w:val="left"/>
       <w:pPr>
-        <w:ind w:left="4320" w:hanging="360"/>
+        <w:ind w:left="4320" w:hanging="480"/>
       </w:pPr>
     </w:lvl>
     <w:lvl w:ilvl="6">
@@ -3957,7 +4253,7 @@
       <w:lvlText w:val="(%7)"/>
       <w:lvlJc w:val="left"/>
       <w:pPr>
-        <w:ind w:left="5040" w:hanging="360"/>
+        <w:ind w:left="5040" w:hanging="480"/>
       </w:pPr>
     </w:lvl>
     <w:lvl w:ilvl="7">
@@ -3966,7 +4262,7 @@
       <w:lvlText w:val="(%8)"/>
       <w:lvlJc w:val="left"/>
       <w:pPr>
-        <w:ind w:left="5760" w:hanging="360"/>
+        <w:ind w:left="5760" w:hanging="480"/>
       </w:pPr>
     </w:lvl>
     <w:lvl w:ilvl="8">
@@ -3975,12 +4271,12 @@
       <w:lvlText w:val="(%9)"/>
       <w:lvlJc w:val="left"/>
       <w:pPr>
-        <w:ind w:left="6480" w:hanging="360"/>
+        <w:ind w:left="6480" w:hanging="480"/>
       </w:pPr>
     </w:lvl>
   </w:abstractNum>
   <w:abstractNum w:abstractNumId="99411">
-    <w:nsid w:val="00A99411"/>
+    <w:nsid w:val="A99411"/>
     <w:multiLevelType w:val="multilevel"/>
     <w:lvl w:ilvl="0">
       <w:start w:val="1"/>
@@ -3988,7 +4284,7 @@
       <w:lvlText w:val="%1."/>
       <w:lvlJc w:val="left"/>
       <w:pPr>
-        <w:ind w:left="720" w:hanging="360"/>
+        <w:ind w:left="720" w:hanging="480"/>
       </w:pPr>
     </w:lvl>
     <w:lvl w:ilvl="1">
@@ -3997,7 +4293,7 @@
       <w:lvlText w:val="%2."/>
       <w:lvlJc w:val="left"/>
       <w:pPr>
-        <w:ind w:left="1440" w:hanging="360"/>
+        <w:ind w:left="1440" w:hanging="480"/>
       </w:pPr>
     </w:lvl>
     <w:lvl w:ilvl="2">
@@ -4006,7 +4302,7 @@
       <w:lvlText w:val="%3."/>
       <w:lvlJc w:val="left"/>
       <w:pPr>
-        <w:ind w:left="2160" w:hanging="360"/>
+        <w:ind w:left="2160" w:hanging="480"/>
       </w:pPr>
     </w:lvl>
     <w:lvl w:ilvl="3">
@@ -4015,7 +4311,7 @@
       <w:lvlText w:val="%4."/>
       <w:lvlJc w:val="left"/>
       <w:pPr>
-        <w:ind w:left="2880" w:hanging="360"/>
+        <w:ind w:left="2880" w:hanging="480"/>
       </w:pPr>
     </w:lvl>
     <w:lvl w:ilvl="4">
@@ -4024,7 +4320,7 @@
       <w:lvlText w:val="%5."/>
       <w:lvlJc w:val="left"/>
       <w:pPr>
-        <w:ind w:left="3600" w:hanging="360"/>
+        <w:ind w:left="3600" w:hanging="480"/>
       </w:pPr>
     </w:lvl>
     <w:lvl w:ilvl="5">
@@ -4033,7 +4329,7 @@
       <w:lvlText w:val="%6."/>
       <w:lvlJc w:val="left"/>
       <w:pPr>
-        <w:ind w:left="4320" w:hanging="360"/>
+        <w:ind w:left="4320" w:hanging="480"/>
       </w:pPr>
     </w:lvl>
     <w:lvl w:ilvl="6">
@@ -4042,7 +4338,7 @@
       <w:lvlText w:val="%7."/>
       <w:lvlJc w:val="left"/>
       <w:pPr>
-        <w:ind w:left="5040" w:hanging="360"/>
+        <w:ind w:left="5040" w:hanging="480"/>
       </w:pPr>
     </w:lvl>
     <w:lvl w:ilvl="7">
@@ -4051,7 +4347,7 @@
       <w:lvlText w:val="%8."/>
       <w:lvlJc w:val="left"/>
       <w:pPr>
-        <w:ind w:left="5760" w:hanging="360"/>
+        <w:ind w:left="5760" w:hanging="480"/>
       </w:pPr>
     </w:lvl>
     <w:lvl w:ilvl="8">
@@ -4060,7 +4356,7 @@
       <w:lvlText w:val="%9."/>
       <w:lvlJc w:val="left"/>
       <w:pPr>
-        <w:ind w:left="6480" w:hanging="360"/>
+        <w:ind w:left="6480" w:hanging="480"/>
       </w:pPr>
     </w:lvl>
   </w:abstractNum>
@@ -4198,10 +4494,10 @@
     <w:name w:val="Body Text"/>
     <w:basedOn w:val="Normal"/>
     <w:link w:val="BodyTextChar"/>
-    <w:qFormat/>
     <w:pPr>
       <w:spacing w:after="180" w:before="180"/>
     </w:pPr>
+    <w:qFormat/>
   </w:style>
   <w:style w:customStyle="1" w:styleId="FirstParagraph" w:type="paragraph">
     <w:name w:val="First Paragraph"/>
@@ -4221,94 +4517,57 @@
     <w:name w:val="Title"/>
     <w:basedOn w:val="Normal"/>
     <w:next w:val="BodyText"/>
-    <w:link w:val="TitleChar"/>
-    <w:uiPriority w:val="10"/>
     <w:qFormat/>
-    <w:rsid w:val="00A10FD9"/>
     <w:pPr>
-      <w:spacing w:after="80" w:line="240" w:lineRule="auto"/>
-      <w:contextualSpacing/>
+      <w:keepNext/>
+      <w:keepLines/>
+      <w:spacing w:after="240" w:before="480"/>
       <w:jc w:val="center"/>
     </w:pPr>
     <w:rPr>
       <w:rFonts w:asciiTheme="majorHAnsi" w:cstheme="majorBidi" w:eastAsiaTheme="majorEastAsia" w:hAnsiTheme="majorHAnsi"/>
-      <w:sz w:val="56"/>
-      <w:szCs w:val="56"/>
-    </w:rPr>
-  </w:style>
-  <w:style w:customStyle="1" w:styleId="TitleChar" w:type="character">
-    <w:name w:val="Title Char"/>
-    <w:basedOn w:val="DefaultParagraphFont"/>
-    <w:link w:val="Title"/>
-    <w:uiPriority w:val="10"/>
-    <w:rsid w:val="00A10FD9"/>
-    <w:rPr>
-      <w:rFonts w:asciiTheme="majorHAnsi" w:cstheme="majorBidi" w:eastAsiaTheme="majorEastAsia" w:hAnsiTheme="majorHAnsi"/>
-      <w:sz w:val="56"/>
-      <w:szCs w:val="56"/>
+      <w:b/>
+      <w:bCs/>
+      <w:color w:themeColor="accent1" w:themeShade="B5" w:val="345A8A"/>
+      <w:sz w:val="36"/>
+      <w:szCs w:val="36"/>
     </w:rPr>
   </w:style>
   <w:style w:styleId="Subtitle" w:type="paragraph">
     <w:name w:val="Subtitle"/>
-    <w:basedOn w:val="Title"/>
-    <w:next w:val="BodyText"/>
-    <w:link w:val="SubtitleChar"/>
-    <w:uiPriority w:val="11"/>
-    <w:qFormat/>
-    <w:rsid w:val="00A10FD9"/>
-    <w:pPr>
-      <w:numPr>
-        <w:ilvl w:val="1"/>
-      </w:numPr>
-    </w:pPr>
-    <w:rPr>
-      <w:rFonts w:cstheme="majorBidi" w:eastAsiaTheme="majorEastAsia"/>
-      <w:spacing w:val="15"/>
-      <w:sz w:val="28"/>
-      <w:szCs w:val="28"/>
-    </w:rPr>
-  </w:style>
-  <w:style w:customStyle="1" w:styleId="SubtitleChar" w:type="character">
-    <w:name w:val="Subtitle Char"/>
-    <w:basedOn w:val="DefaultParagraphFont"/>
-    <w:link w:val="Subtitle"/>
-    <w:uiPriority w:val="11"/>
-    <w:rsid w:val="00A10FD9"/>
-    <w:rPr>
-      <w:rFonts w:cstheme="majorBidi" w:eastAsiaTheme="majorEastAsia"/>
-      <w:color w:themeColor="text1" w:themeTint="A6" w:val="595959"/>
-      <w:spacing w:val="15"/>
-      <w:sz w:val="28"/>
-      <w:szCs w:val="28"/>
-    </w:rPr>
-  </w:style>
-  <w:style w:customStyle="1" w:styleId="Author" w:type="paragraph">
-    <w:name w:val="Author"/>
     <w:basedOn w:val="Title"/>
     <w:next w:val="BodyText"/>
     <w:qFormat/>
     <w:pPr>
       <w:keepNext/>
       <w:keepLines/>
+      <w:spacing w:after="240" w:before="240"/>
+      <w:jc w:val="center"/>
     </w:pPr>
     <w:rPr>
-      <w:sz w:val="24"/>
-      <w:szCs w:val="24"/>
+      <w:sz w:val="30"/>
+      <w:szCs w:val="30"/>
     </w:rPr>
   </w:style>
-  <w:style w:styleId="Date" w:type="paragraph">
-    <w:name w:val="Date"/>
-    <w:basedOn w:val="Title"/>
+  <w:style w:customStyle="1" w:styleId="Author" w:type="paragraph">
+    <w:name w:val="Author"/>
     <w:next w:val="BodyText"/>
     <w:qFormat/>
     <w:pPr>
       <w:keepNext/>
       <w:keepLines/>
+      <w:jc w:val="center"/>
     </w:pPr>
-    <w:rPr>
-      <w:sz w:val="24"/>
-      <w:szCs w:val="24"/>
-    </w:rPr>
+  </w:style>
+  <w:style w:styleId="Date" w:type="paragraph">
+    <w:name w:val="Date"/>
+    <w:next w:val="BodyText"/>
+    <w:qFormat/>
+    <w:pPr>
+      <w:keepNext/>
+      <w:keepLines/>
+      <w:jc w:val="center"/>
+    </w:pPr>
   </w:style>
   <w:style w:customStyle="1" w:styleId="AbstractTitle" w:type="paragraph">
     <w:name w:val="Abstract Title"/>
@@ -4318,13 +4577,15 @@
     <w:pPr>
       <w:keepNext/>
       <w:keepLines/>
+      <w:jc w:val="center"/>
       <w:spacing w:after="0" w:before="300"/>
-      <w:jc w:val="center"/>
     </w:pPr>
     <w:rPr>
-      <w:b/>
       <w:sz w:val="20"/>
       <w:szCs w:val="20"/>
+      <w:b/>
+      <w:color w:val="345A8A"/>
+      &gt;
     </w:rPr>
   </w:style>
   <w:style w:customStyle="1" w:styleId="Abstract" w:type="paragraph">
@@ -4351,321 +4612,191 @@
     <w:rPr/>
   </w:style>
   <w:style w:styleId="Heading1" w:type="paragraph">
-    <w:name w:val="heading 1"/>
+    <w:name w:val="Heading 1"/>
     <w:basedOn w:val="Normal"/>
     <w:next w:val="BodyText"/>
-    <w:link w:val="Heading1Char"/>
     <w:uiPriority w:val="9"/>
     <w:qFormat/>
-    <w:rsid w:val="00A10FD9"/>
     <w:pPr>
       <w:keepNext/>
       <w:keepLines/>
-      <w:spacing w:after="80" w:before="360"/>
+      <w:spacing w:after="0" w:before="480"/>
       <w:outlineLvl w:val="0"/>
     </w:pPr>
     <w:rPr>
       <w:rFonts w:asciiTheme="majorHAnsi" w:cstheme="majorBidi" w:eastAsiaTheme="majorEastAsia" w:hAnsiTheme="majorHAnsi"/>
-      <w:color w:themeColor="accent1" w:themeShade="BF" w:val="0F4761"/>
-      <w:sz w:val="40"/>
-      <w:szCs w:val="40"/>
+      <w:b/>
+      <w:bCs/>
+      <w:color w:themeColor="accent1" w:val="4F81BD"/>
+      <w:sz w:val="32"/>
+      <w:szCs w:val="32"/>
     </w:rPr>
   </w:style>
   <w:style w:styleId="Heading2" w:type="paragraph">
-    <w:name w:val="heading 2"/>
+    <w:name w:val="Heading 2"/>
     <w:basedOn w:val="Normal"/>
     <w:next w:val="BodyText"/>
-    <w:link w:val="Heading2Char"/>
     <w:uiPriority w:val="9"/>
-    <w:semiHidden/>
     <w:unhideWhenUsed/>
     <w:qFormat/>
-    <w:rsid w:val="00A10FD9"/>
     <w:pPr>
       <w:keepNext/>
       <w:keepLines/>
-      <w:spacing w:after="80" w:before="160"/>
+      <w:spacing w:after="0" w:before="200"/>
       <w:outlineLvl w:val="1"/>
     </w:pPr>
     <w:rPr>
       <w:rFonts w:asciiTheme="majorHAnsi" w:cstheme="majorBidi" w:eastAsiaTheme="majorEastAsia" w:hAnsiTheme="majorHAnsi"/>
-      <w:color w:themeColor="accent1" w:themeShade="BF" w:val="0F4761"/>
-      <w:sz w:val="32"/>
-      <w:szCs w:val="32"/>
+      <w:b/>
+      <w:bCs/>
+      <w:color w:themeColor="accent1" w:val="4F81BD"/>
+      <w:sz w:val="28"/>
+      <w:szCs w:val="28"/>
     </w:rPr>
   </w:style>
   <w:style w:styleId="Heading3" w:type="paragraph">
-    <w:name w:val="heading 3"/>
+    <w:name w:val="Heading 3"/>
     <w:basedOn w:val="Normal"/>
     <w:next w:val="BodyText"/>
-    <w:link w:val="Heading3Char"/>
     <w:uiPriority w:val="9"/>
-    <w:semiHidden/>
     <w:unhideWhenUsed/>
     <w:qFormat/>
-    <w:rsid w:val="00A10FD9"/>
     <w:pPr>
       <w:keepNext/>
       <w:keepLines/>
-      <w:spacing w:after="80" w:before="160"/>
+      <w:spacing w:after="0" w:before="200"/>
       <w:outlineLvl w:val="2"/>
     </w:pPr>
     <w:rPr>
-      <w:rFonts w:cstheme="majorBidi" w:eastAsiaTheme="majorEastAsia"/>
-      <w:color w:themeColor="accent1" w:themeShade="BF" w:val="0F4761"/>
-      <w:sz w:val="28"/>
-      <w:szCs w:val="28"/>
+      <w:rFonts w:asciiTheme="majorHAnsi" w:cstheme="majorBidi" w:eastAsiaTheme="majorEastAsia" w:hAnsiTheme="majorHAnsi"/>
+      <w:b/>
+      <w:bCs/>
+      <w:color w:themeColor="accent1" w:val="4F81BD"/>
+      <w:sz w:val="24"/>
+      <w:szCs w:val="24"/>
     </w:rPr>
   </w:style>
   <w:style w:styleId="Heading4" w:type="paragraph">
-    <w:name w:val="heading 4"/>
+    <w:name w:val="Heading 4"/>
     <w:basedOn w:val="Normal"/>
     <w:next w:val="BodyText"/>
-    <w:link w:val="Heading4Char"/>
     <w:uiPriority w:val="9"/>
-    <w:semiHidden/>
     <w:unhideWhenUsed/>
     <w:qFormat/>
-    <w:rsid w:val="00A10FD9"/>
     <w:pPr>
       <w:keepNext/>
       <w:keepLines/>
-      <w:spacing w:after="40" w:before="80"/>
+      <w:spacing w:after="0" w:before="200"/>
       <w:outlineLvl w:val="3"/>
     </w:pPr>
     <w:rPr>
-      <w:rFonts w:cstheme="majorBidi" w:eastAsiaTheme="majorEastAsia"/>
+      <w:rFonts w:asciiTheme="majorHAnsi" w:cstheme="majorBidi" w:eastAsiaTheme="majorEastAsia" w:hAnsiTheme="majorHAnsi"/>
       <w:i/>
-      <w:iCs/>
-      <w:color w:themeColor="accent1" w:themeShade="BF" w:val="0F4761"/>
+      <w:bCs/>
+      <w:color w:themeColor="accent1" w:val="4F81BD"/>
+      <w:sz w:val="24"/>
+      <w:szCs w:val="24"/>
     </w:rPr>
   </w:style>
   <w:style w:styleId="Heading5" w:type="paragraph">
-    <w:name w:val="heading 5"/>
+    <w:name w:val="Heading 5"/>
     <w:basedOn w:val="Normal"/>
     <w:next w:val="BodyText"/>
-    <w:link w:val="Heading5Char"/>
     <w:uiPriority w:val="9"/>
-    <w:semiHidden/>
     <w:unhideWhenUsed/>
     <w:qFormat/>
-    <w:rsid w:val="00A10FD9"/>
     <w:pPr>
       <w:keepNext/>
       <w:keepLines/>
-      <w:spacing w:after="40" w:before="80"/>
+      <w:spacing w:after="0" w:before="200"/>
       <w:outlineLvl w:val="4"/>
     </w:pPr>
     <w:rPr>
-      <w:rFonts w:cstheme="majorBidi" w:eastAsiaTheme="majorEastAsia"/>
-      <w:color w:themeColor="accent1" w:themeShade="BF" w:val="0F4761"/>
+      <w:rFonts w:asciiTheme="majorHAnsi" w:cstheme="majorBidi" w:eastAsiaTheme="majorEastAsia" w:hAnsiTheme="majorHAnsi"/>
+      <w:iCs/>
+      <w:color w:themeColor="accent1" w:val="4F81BD"/>
+      <w:sz w:val="24"/>
+      <w:szCs w:val="24"/>
     </w:rPr>
   </w:style>
   <w:style w:styleId="Heading6" w:type="paragraph">
-    <w:name w:val="heading 6"/>
+    <w:name w:val="Heading 6"/>
     <w:basedOn w:val="Normal"/>
     <w:next w:val="BodyText"/>
-    <w:link w:val="Heading6Char"/>
     <w:uiPriority w:val="9"/>
-    <w:semiHidden/>
     <w:unhideWhenUsed/>
     <w:qFormat/>
-    <w:rsid w:val="00A10FD9"/>
     <w:pPr>
       <w:keepNext/>
       <w:keepLines/>
-      <w:spacing w:after="0" w:before="40"/>
+      <w:spacing w:after="0" w:before="200"/>
       <w:outlineLvl w:val="5"/>
     </w:pPr>
     <w:rPr>
-      <w:rFonts w:cstheme="majorBidi" w:eastAsiaTheme="majorEastAsia"/>
-      <w:i/>
-      <w:iCs/>
-      <w:color w:themeColor="text1" w:themeTint="A6" w:val="595959"/>
+      <w:rFonts w:asciiTheme="majorHAnsi" w:cstheme="majorBidi" w:eastAsiaTheme="majorEastAsia" w:hAnsiTheme="majorHAnsi"/>
+      <w:color w:themeColor="accent1" w:val="4F81BD"/>
+      <w:sz w:val="24"/>
+      <w:szCs w:val="24"/>
     </w:rPr>
   </w:style>
   <w:style w:styleId="Heading7" w:type="paragraph">
-    <w:name w:val="heading 7"/>
+    <w:name w:val="Heading 7"/>
     <w:basedOn w:val="Normal"/>
     <w:next w:val="BodyText"/>
-    <w:link w:val="Heading7Char"/>
     <w:uiPriority w:val="9"/>
-    <w:semiHidden/>
     <w:unhideWhenUsed/>
     <w:qFormat/>
-    <w:rsid w:val="00A10FD9"/>
     <w:pPr>
       <w:keepNext/>
       <w:keepLines/>
-      <w:spacing w:after="0" w:before="40"/>
+      <w:spacing w:after="0" w:before="200"/>
       <w:outlineLvl w:val="6"/>
     </w:pPr>
     <w:rPr>
-      <w:rFonts w:cstheme="majorBidi" w:eastAsiaTheme="majorEastAsia"/>
-      <w:color w:themeColor="text1" w:themeTint="A6" w:val="595959"/>
+      <w:rFonts w:asciiTheme="majorHAnsi" w:cstheme="majorBidi" w:eastAsiaTheme="majorEastAsia" w:hAnsiTheme="majorHAnsi"/>
+      <w:color w:themeColor="accent1" w:val="4F81BD"/>
+      <w:sz w:val="24"/>
+      <w:szCs w:val="24"/>
     </w:rPr>
   </w:style>
   <w:style w:styleId="Heading8" w:type="paragraph">
-    <w:name w:val="heading 8"/>
+    <w:name w:val="Heading 8"/>
     <w:basedOn w:val="Normal"/>
     <w:next w:val="BodyText"/>
-    <w:link w:val="Heading8Char"/>
     <w:uiPriority w:val="9"/>
-    <w:semiHidden/>
     <w:unhideWhenUsed/>
     <w:qFormat/>
-    <w:rsid w:val="00A10FD9"/>
     <w:pPr>
       <w:keepNext/>
       <w:keepLines/>
-      <w:spacing w:after="0"/>
+      <w:spacing w:after="0" w:before="200"/>
       <w:outlineLvl w:val="7"/>
     </w:pPr>
     <w:rPr>
-      <w:rFonts w:cstheme="majorBidi" w:eastAsiaTheme="majorEastAsia"/>
-      <w:i/>
-      <w:iCs/>
-      <w:color w:themeColor="text1" w:themeTint="D8" w:val="272727"/>
+      <w:rFonts w:asciiTheme="majorHAnsi" w:cstheme="majorBidi" w:eastAsiaTheme="majorEastAsia" w:hAnsiTheme="majorHAnsi"/>
+      <w:color w:themeColor="accent1" w:val="4F81BD"/>
+      <w:sz w:val="24"/>
+      <w:szCs w:val="24"/>
     </w:rPr>
   </w:style>
   <w:style w:styleId="Heading9" w:type="paragraph">
-    <w:name w:val="heading 9"/>
+    <w:name w:val="Heading 9"/>
     <w:basedOn w:val="Normal"/>
     <w:next w:val="BodyText"/>
-    <w:link w:val="Heading9Char"/>
     <w:uiPriority w:val="9"/>
-    <w:semiHidden/>
     <w:unhideWhenUsed/>
     <w:qFormat/>
-    <w:rsid w:val="00A10FD9"/>
     <w:pPr>
       <w:keepNext/>
       <w:keepLines/>
-      <w:spacing w:after="0"/>
+      <w:spacing w:after="0" w:before="200"/>
       <w:outlineLvl w:val="8"/>
     </w:pPr>
     <w:rPr>
-      <w:rFonts w:cstheme="majorBidi" w:eastAsiaTheme="majorEastAsia"/>
-      <w:color w:themeColor="text1" w:themeTint="D8" w:val="272727"/>
-    </w:rPr>
-  </w:style>
-  <w:style w:customStyle="1" w:styleId="Heading1Char" w:type="character">
-    <w:name w:val="Heading 1 Char"/>
-    <w:basedOn w:val="DefaultParagraphFont"/>
-    <w:link w:val="Heading1"/>
-    <w:uiPriority w:val="9"/>
-    <w:rsid w:val="00A10FD9"/>
-    <w:rPr>
       <w:rFonts w:asciiTheme="majorHAnsi" w:cstheme="majorBidi" w:eastAsiaTheme="majorEastAsia" w:hAnsiTheme="majorHAnsi"/>
-      <w:color w:themeColor="accent1" w:themeShade="BF" w:val="0F4761"/>
-      <w:sz w:val="40"/>
-      <w:szCs w:val="40"/>
-    </w:rPr>
-  </w:style>
-  <w:style w:customStyle="1" w:styleId="Heading2Char" w:type="character">
-    <w:name w:val="Heading 2 Char"/>
-    <w:basedOn w:val="DefaultParagraphFont"/>
-    <w:link w:val="Heading2"/>
-    <w:uiPriority w:val="9"/>
-    <w:semiHidden/>
-    <w:rsid w:val="00A10FD9"/>
-    <w:rPr>
-      <w:rFonts w:asciiTheme="majorHAnsi" w:cstheme="majorBidi" w:eastAsiaTheme="majorEastAsia" w:hAnsiTheme="majorHAnsi"/>
-      <w:color w:themeColor="accent1" w:themeShade="BF" w:val="0F4761"/>
-      <w:sz w:val="32"/>
-      <w:szCs w:val="32"/>
-    </w:rPr>
-  </w:style>
-  <w:style w:customStyle="1" w:styleId="Heading3Char" w:type="character">
-    <w:name w:val="Heading 3 Char"/>
-    <w:basedOn w:val="DefaultParagraphFont"/>
-    <w:link w:val="Heading3"/>
-    <w:uiPriority w:val="9"/>
-    <w:semiHidden/>
-    <w:rsid w:val="00A10FD9"/>
-    <w:rPr>
-      <w:rFonts w:cstheme="majorBidi" w:eastAsiaTheme="majorEastAsia"/>
-      <w:color w:themeColor="accent1" w:themeShade="BF" w:val="0F4761"/>
-      <w:sz w:val="28"/>
-      <w:szCs w:val="28"/>
-    </w:rPr>
-  </w:style>
-  <w:style w:customStyle="1" w:styleId="Heading4Char" w:type="character">
-    <w:name w:val="Heading 4 Char"/>
-    <w:basedOn w:val="DefaultParagraphFont"/>
-    <w:link w:val="Heading4"/>
-    <w:uiPriority w:val="9"/>
-    <w:semiHidden/>
-    <w:rsid w:val="00A10FD9"/>
-    <w:rPr>
-      <w:rFonts w:cstheme="majorBidi" w:eastAsiaTheme="majorEastAsia"/>
-      <w:i/>
-      <w:iCs/>
-      <w:color w:themeColor="accent1" w:themeShade="BF" w:val="0F4761"/>
-    </w:rPr>
-  </w:style>
-  <w:style w:customStyle="1" w:styleId="Heading5Char" w:type="character">
-    <w:name w:val="Heading 5 Char"/>
-    <w:basedOn w:val="DefaultParagraphFont"/>
-    <w:link w:val="Heading5"/>
-    <w:uiPriority w:val="9"/>
-    <w:semiHidden/>
-    <w:rsid w:val="00A10FD9"/>
-    <w:rPr>
-      <w:rFonts w:cstheme="majorBidi" w:eastAsiaTheme="majorEastAsia"/>
-      <w:color w:themeColor="accent1" w:themeShade="BF" w:val="0F4761"/>
-    </w:rPr>
-  </w:style>
-  <w:style w:customStyle="1" w:styleId="Heading6Char" w:type="character">
-    <w:name w:val="Heading 6 Char"/>
-    <w:basedOn w:val="DefaultParagraphFont"/>
-    <w:link w:val="Heading6"/>
-    <w:uiPriority w:val="9"/>
-    <w:semiHidden/>
-    <w:rsid w:val="00A10FD9"/>
-    <w:rPr>
-      <w:rFonts w:cstheme="majorBidi" w:eastAsiaTheme="majorEastAsia"/>
-      <w:i/>
-      <w:iCs/>
-      <w:color w:themeColor="text1" w:themeTint="A6" w:val="595959"/>
-    </w:rPr>
-  </w:style>
-  <w:style w:customStyle="1" w:styleId="Heading7Char" w:type="character">
-    <w:name w:val="Heading 7 Char"/>
-    <w:basedOn w:val="DefaultParagraphFont"/>
-    <w:link w:val="Heading7"/>
-    <w:uiPriority w:val="9"/>
-    <w:semiHidden/>
-    <w:rsid w:val="00A10FD9"/>
-    <w:rPr>
-      <w:rFonts w:cstheme="majorBidi" w:eastAsiaTheme="majorEastAsia"/>
-      <w:color w:themeColor="text1" w:themeTint="A6" w:val="595959"/>
-    </w:rPr>
-  </w:style>
-  <w:style w:customStyle="1" w:styleId="Heading8Char" w:type="character">
-    <w:name w:val="Heading 8 Char"/>
-    <w:basedOn w:val="DefaultParagraphFont"/>
-    <w:link w:val="Heading8"/>
-    <w:uiPriority w:val="9"/>
-    <w:semiHidden/>
-    <w:rsid w:val="00A10FD9"/>
-    <w:rPr>
-      <w:rFonts w:cstheme="majorBidi" w:eastAsiaTheme="majorEastAsia"/>
-      <w:i/>
-      <w:iCs/>
-      <w:color w:themeColor="text1" w:themeTint="D8" w:val="272727"/>
-    </w:rPr>
-  </w:style>
-  <w:style w:customStyle="1" w:styleId="Heading9Char" w:type="character">
-    <w:name w:val="Heading 9 Char"/>
-    <w:basedOn w:val="DefaultParagraphFont"/>
-    <w:link w:val="Heading9"/>
-    <w:uiPriority w:val="9"/>
-    <w:semiHidden/>
-    <w:rsid w:val="00A10FD9"/>
-    <w:rPr>
-      <w:rFonts w:cstheme="majorBidi" w:eastAsiaTheme="majorEastAsia"/>
-      <w:color w:themeColor="text1" w:themeTint="D8" w:val="272727"/>
+      <w:color w:themeColor="accent1" w:val="4F81BD"/>
+      <w:sz w:val="24"/>
+      <w:szCs w:val="24"/>
     </w:rPr>
   </w:style>
   <w:style w:styleId="BlockText" w:type="paragraph">
@@ -4687,18 +4818,6 @@
     <w:uiPriority w:val="9"/>
     <w:unhideWhenUsed/>
     <w:qFormat/>
-  </w:style>
-  <w:style w:styleId="FootnoteBlockText" w:type="paragraph">
-    <w:name w:val="Footnote Block Text"/>
-    <w:basedOn w:val="FootnoteText"/>
-    <w:next w:val="FootnoteText"/>
-    <w:uiPriority w:val="9"/>
-    <w:unhideWhenUsed/>
-    <w:qFormat/>
-    <w:pPr>
-      <w:spacing w:after="100" w:before="100"/>
-      <w:ind w:firstLine="0" w:left="480" w:right="480"/>
-    </w:pPr>
   </w:style>
   <w:style w:default="1" w:styleId="DefaultParagraphFont" w:type="character">
     <w:name w:val="Default Paragraph Font"/>
@@ -4729,10 +4848,10 @@
         <w:jc w:val="left"/>
       </w:trPr>
       <w:tcPr>
+        <w:vAlign w:val="bottom"/>
         <w:tcBorders>
           <w:bottom w:val="single"/>
         </w:tcBorders>
-        <w:vAlign w:val="bottom"/>
       </w:tcPr>
     </w:tblStylePr>
   </w:style>
@@ -4847,8 +4966,8 @@
     <w:name w:val="KeywordTok"/>
     <w:basedOn w:val="VerbatimChar"/>
     <w:rPr>
+      <w:color w:val="007020"/>
       <w:b/>
-      <w:color w:val="007020"/>
     </w:rPr>
   </w:style>
   <w:style w:type="character" w:customStyle="1" w:styleId="DataTypeTok">
@@ -4925,42 +5044,42 @@
     <w:name w:val="ImportTok"/>
     <w:basedOn w:val="VerbatimChar"/>
     <w:rPr>
+      <w:color w:val="008000"/>
       <w:b/>
-      <w:color w:val="008000"/>
     </w:rPr>
   </w:style>
   <w:style w:type="character" w:customStyle="1" w:styleId="CommentTok">
     <w:name w:val="CommentTok"/>
     <w:basedOn w:val="VerbatimChar"/>
     <w:rPr>
+      <w:color w:val="60a0b0"/>
       <w:i/>
-      <w:color w:val="60a0b0"/>
     </w:rPr>
   </w:style>
   <w:style w:type="character" w:customStyle="1" w:styleId="DocumentationTok">
     <w:name w:val="DocumentationTok"/>
     <w:basedOn w:val="VerbatimChar"/>
     <w:rPr>
+      <w:color w:val="ba2121"/>
       <w:i/>
-      <w:color w:val="ba2121"/>
     </w:rPr>
   </w:style>
   <w:style w:type="character" w:customStyle="1" w:styleId="AnnotationTok">
     <w:name w:val="AnnotationTok"/>
     <w:basedOn w:val="VerbatimChar"/>
     <w:rPr>
+      <w:color w:val="60a0b0"/>
       <w:b/>
       <w:i/>
-      <w:color w:val="60a0b0"/>
     </w:rPr>
   </w:style>
   <w:style w:type="character" w:customStyle="1" w:styleId="CommentVarTok">
     <w:name w:val="CommentVarTok"/>
     <w:basedOn w:val="VerbatimChar"/>
     <w:rPr>
+      <w:color w:val="60a0b0"/>
       <w:b/>
       <w:i/>
-      <w:color w:val="60a0b0"/>
     </w:rPr>
   </w:style>
   <w:style w:type="character" w:customStyle="1" w:styleId="OtherTok">
@@ -4988,8 +5107,8 @@
     <w:name w:val="ControlFlowTok"/>
     <w:basedOn w:val="VerbatimChar"/>
     <w:rPr>
+      <w:color w:val="007020"/>
       <w:b/>
-      <w:color w:val="007020"/>
     </w:rPr>
   </w:style>
   <w:style w:type="character" w:customStyle="1" w:styleId="OperatorTok">
@@ -5034,34 +5153,34 @@
     <w:name w:val="InformationTok"/>
     <w:basedOn w:val="VerbatimChar"/>
     <w:rPr>
+      <w:color w:val="60a0b0"/>
       <w:b/>
       <w:i/>
-      <w:color w:val="60a0b0"/>
     </w:rPr>
   </w:style>
   <w:style w:type="character" w:customStyle="1" w:styleId="WarningTok">
     <w:name w:val="WarningTok"/>
     <w:basedOn w:val="VerbatimChar"/>
     <w:rPr>
+      <w:color w:val="60a0b0"/>
       <w:b/>
       <w:i/>
-      <w:color w:val="60a0b0"/>
     </w:rPr>
   </w:style>
   <w:style w:type="character" w:customStyle="1" w:styleId="AlertTok">
     <w:name w:val="AlertTok"/>
     <w:basedOn w:val="VerbatimChar"/>
     <w:rPr>
+      <w:color w:val="ff0000"/>
       <w:b/>
-      <w:color w:val="ff0000"/>
     </w:rPr>
   </w:style>
   <w:style w:type="character" w:customStyle="1" w:styleId="ErrorTok">
     <w:name w:val="ErrorTok"/>
     <w:basedOn w:val="VerbatimChar"/>
     <w:rPr>
+      <w:color w:val="ff0000"/>
       <w:b/>
-      <w:color w:val="ff0000"/>
     </w:rPr>
   </w:style>
   <w:style w:type="character" w:customStyle="1" w:styleId="NormalTok">
@@ -5083,44 +5202,44 @@
         <a:sysClr val="window" lastClr="FFFFFF"/>
       </a:lt1>
       <a:dk2>
-        <a:srgbClr val="0E2841"/>
+        <a:srgbClr val="1F497D"/>
       </a:dk2>
       <a:lt2>
-        <a:srgbClr val="E8E8E8"/>
+        <a:srgbClr val="EEECE1"/>
       </a:lt2>
       <a:accent1>
-        <a:srgbClr val="156082"/>
+        <a:srgbClr val="4F81BD"/>
       </a:accent1>
       <a:accent2>
-        <a:srgbClr val="E97132"/>
+        <a:srgbClr val="C0504D"/>
       </a:accent2>
       <a:accent3>
-        <a:srgbClr val="196B24"/>
+        <a:srgbClr val="9BBB59"/>
       </a:accent3>
       <a:accent4>
-        <a:srgbClr val="0F9ED5"/>
+        <a:srgbClr val="8064A2"/>
       </a:accent4>
       <a:accent5>
-        <a:srgbClr val="A02B93"/>
+        <a:srgbClr val="4BACC6"/>
       </a:accent5>
       <a:accent6>
-        <a:srgbClr val="4EA72E"/>
+        <a:srgbClr val="F79646"/>
       </a:accent6>
       <a:hlink>
-        <a:srgbClr val="467886"/>
+        <a:srgbClr val="0000FF"/>
       </a:hlink>
       <a:folHlink>
-        <a:srgbClr val="96607D"/>
+        <a:srgbClr val="800080"/>
       </a:folHlink>
     </a:clrScheme>
     <a:fontScheme name="Office">
       <a:majorFont>
-        <a:latin typeface="Aptos Display" panose="02110004020202020204"/>
+        <a:latin typeface="Calibri"/>
         <a:ea typeface=""/>
         <a:cs typeface=""/>
-        <a:font script="Jpan" typeface="游ゴシック Light"/>
+        <a:font script="Jpan" typeface="ＭＳ ゴシック"/>
         <a:font script="Hang" typeface="맑은 고딕"/>
-        <a:font script="Hans" typeface="等线 Light"/>
+        <a:font script="Hans" typeface="宋体"/>
         <a:font script="Hant" typeface="新細明體"/>
         <a:font script="Arab" typeface="Times New Roman"/>
         <a:font script="Hebr" typeface="Times New Roman"/>
@@ -5147,32 +5266,14 @@
         <a:font script="Mong" typeface="Mongolian Baiti"/>
         <a:font script="Viet" typeface="Times New Roman"/>
         <a:font script="Uigh" typeface="Microsoft Uighur"/>
-        <a:font script="Geor" typeface="Sylfaen"/>
-        <a:font script="Armn" typeface="Arial"/>
-        <a:font script="Bugi" typeface="Leelawadee UI"/>
-        <a:font script="Bopo" typeface="Microsoft JhengHei"/>
-        <a:font script="Java" typeface="Javanese Text"/>
-        <a:font script="Lisu" typeface="Segoe UI"/>
-        <a:font script="Mymr" typeface="Myanmar Text"/>
-        <a:font script="Nkoo" typeface="Ebrima"/>
-        <a:font script="Olck" typeface="Nirmala UI"/>
-        <a:font script="Osma" typeface="Ebrima"/>
-        <a:font script="Phag" typeface="Phagspa"/>
-        <a:font script="Syrn" typeface="Estrangelo Edessa"/>
-        <a:font script="Syrj" typeface="Estrangelo Edessa"/>
-        <a:font script="Syre" typeface="Estrangelo Edessa"/>
-        <a:font script="Sora" typeface="Nirmala UI"/>
-        <a:font script="Tale" typeface="Microsoft Tai Le"/>
-        <a:font script="Talu" typeface="Microsoft New Tai Lue"/>
-        <a:font script="Tfng" typeface="Ebrima"/>
       </a:majorFont>
       <a:minorFont>
-        <a:latin typeface="Aptos" panose="02110004020202020204"/>
+        <a:latin typeface="Cambria"/>
         <a:ea typeface=""/>
         <a:cs typeface=""/>
-        <a:font script="Jpan" typeface="游明朝"/>
+        <a:font script="Jpan" typeface="ＭＳ 明朝"/>
         <a:font script="Hang" typeface="맑은 고딕"/>
-        <a:font script="Hans" typeface="等线"/>
+        <a:font script="Hans" typeface="宋体"/>
         <a:font script="Hant" typeface="新細明體"/>
         <a:font script="Arab" typeface="Arial"/>
         <a:font script="Hebr" typeface="Arial"/>
@@ -5199,24 +5300,6 @@
         <a:font script="Mong" typeface="Mongolian Baiti"/>
         <a:font script="Viet" typeface="Arial"/>
         <a:font script="Uigh" typeface="Microsoft Uighur"/>
-        <a:font script="Geor" typeface="Sylfaen"/>
-        <a:font script="Armn" typeface="Arial"/>
-        <a:font script="Bugi" typeface="Leelawadee UI"/>
-        <a:font script="Bopo" typeface="Microsoft JhengHei"/>
-        <a:font script="Java" typeface="Javanese Text"/>
-        <a:font script="Lisu" typeface="Segoe UI"/>
-        <a:font script="Mymr" typeface="Myanmar Text"/>
-        <a:font script="Nkoo" typeface="Ebrima"/>
-        <a:font script="Olck" typeface="Nirmala UI"/>
-        <a:font script="Osma" typeface="Ebrima"/>
-        <a:font script="Phag" typeface="Phagspa"/>
-        <a:font script="Syrn" typeface="Estrangelo Edessa"/>
-        <a:font script="Syrj" typeface="Estrangelo Edessa"/>
-        <a:font script="Syre" typeface="Estrangelo Edessa"/>
-        <a:font script="Sora" typeface="Nirmala UI"/>
-        <a:font script="Tale" typeface="Microsoft Tai Le"/>
-        <a:font script="Talu" typeface="Microsoft New Tai Lue"/>
-        <a:font script="Tfng" typeface="Ebrima"/>
       </a:minorFont>
     </a:fontScheme>
     <a:fmtScheme name="Office">
@@ -5228,141 +5311,200 @@
           <a:gsLst>
             <a:gs pos="0">
               <a:schemeClr val="phClr">
-                <a:lumMod val="110000"/>
-                <a:satMod val="105000"/>
-                <a:tint val="67000"/>
+                <a:tint val="50000"/>
+                <a:satMod val="300000"/>
               </a:schemeClr>
             </a:gs>
-            <a:gs pos="50000">
+            <a:gs pos="35000">
               <a:schemeClr val="phClr">
-                <a:lumMod val="105000"/>
-                <a:satMod val="103000"/>
-                <a:tint val="73000"/>
+                <a:tint val="37000"/>
+                <a:satMod val="300000"/>
               </a:schemeClr>
             </a:gs>
             <a:gs pos="100000">
               <a:schemeClr val="phClr">
-                <a:lumMod val="105000"/>
-                <a:satMod val="109000"/>
-                <a:tint val="81000"/>
+                <a:tint val="15000"/>
+                <a:satMod val="350000"/>
               </a:schemeClr>
             </a:gs>
           </a:gsLst>
-          <a:lin ang="5400000" scaled="0"/>
+          <a:lin ang="16200000" scaled="1"/>
         </a:gradFill>
         <a:gradFill rotWithShape="1">
           <a:gsLst>
             <a:gs pos="0">
               <a:schemeClr val="phClr">
-                <a:satMod val="103000"/>
-                <a:lumMod val="102000"/>
-                <a:tint val="94000"/>
-              </a:schemeClr>
-            </a:gs>
-            <a:gs pos="50000">
-              <a:schemeClr val="phClr">
-                <a:satMod val="110000"/>
-                <a:lumMod val="100000"/>
+                <a:tint val="100000"/>
                 <a:shade val="100000"/>
+                <a:satMod val="130000"/>
               </a:schemeClr>
             </a:gs>
             <a:gs pos="100000">
               <a:schemeClr val="phClr">
-                <a:lumMod val="99000"/>
-                <a:satMod val="120000"/>
-                <a:shade val="78000"/>
+                <a:tint val="50000"/>
+                <a:shade val="100000"/>
+                <a:satMod val="350000"/>
               </a:schemeClr>
             </a:gs>
           </a:gsLst>
-          <a:lin ang="5400000" scaled="0"/>
+          <a:lin ang="16200000" scaled="0"/>
         </a:gradFill>
       </a:fillStyleLst>
       <a:lnStyleLst>
-        <a:ln w="6350" cap="flat" cmpd="sng" algn="ctr">
+        <a:ln w="9525" cap="flat" cmpd="sng" algn="ctr">
+          <a:solidFill>
+            <a:schemeClr val="phClr">
+              <a:shade val="95000"/>
+              <a:satMod val="105000"/>
+            </a:schemeClr>
+          </a:solidFill>
+          <a:prstDash val="solid"/>
+        </a:ln>
+        <a:ln w="25400" cap="flat" cmpd="sng" algn="ctr">
           <a:solidFill>
             <a:schemeClr val="phClr"/>
           </a:solidFill>
           <a:prstDash val="solid"/>
-          <a:miter lim="800000"/>
         </a:ln>
-        <a:ln w="12700" cap="flat" cmpd="sng" algn="ctr">
+        <a:ln w="38100" cap="flat" cmpd="sng" algn="ctr">
           <a:solidFill>
             <a:schemeClr val="phClr"/>
           </a:solidFill>
           <a:prstDash val="solid"/>
-          <a:miter lim="800000"/>
-        </a:ln>
-        <a:ln w="19050" cap="flat" cmpd="sng" algn="ctr">
-          <a:solidFill>
-            <a:schemeClr val="phClr"/>
-          </a:solidFill>
-          <a:prstDash val="solid"/>
-          <a:miter lim="800000"/>
         </a:ln>
       </a:lnStyleLst>
       <a:effectStyleLst>
         <a:effectStyle>
-          <a:effectLst/>
-        </a:effectStyle>
-        <a:effectStyle>
-          <a:effectLst/>
+          <a:effectLst>
+            <a:outerShdw blurRad="40000" dist="20000" dir="5400000" rotWithShape="0">
+              <a:srgbClr val="000000">
+                <a:alpha val="38000"/>
+              </a:srgbClr>
+            </a:outerShdw>
+          </a:effectLst>
         </a:effectStyle>
         <a:effectStyle>
           <a:effectLst>
-            <a:outerShdw blurRad="57150" dist="19050" dir="5400000" algn="ctr" rotWithShape="0">
+            <a:outerShdw blurRad="40000" dist="23000" dir="5400000" rotWithShape="0">
               <a:srgbClr val="000000">
-                <a:alpha val="63000"/>
+                <a:alpha val="35000"/>
               </a:srgbClr>
             </a:outerShdw>
           </a:effectLst>
+        </a:effectStyle>
+        <a:effectStyle>
+          <a:effectLst>
+            <a:outerShdw blurRad="40000" dist="23000" dir="5400000" rotWithShape="0">
+              <a:srgbClr val="000000">
+                <a:alpha val="35000"/>
+              </a:srgbClr>
+            </a:outerShdw>
+          </a:effectLst>
+          <a:scene3d>
+            <a:camera prst="orthographicFront">
+              <a:rot lat="0" lon="0" rev="0"/>
+            </a:camera>
+            <a:lightRig rig="threePt" dir="t">
+              <a:rot lat="0" lon="0" rev="1200000"/>
+            </a:lightRig>
+          </a:scene3d>
+          <a:sp3d>
+            <a:bevelT w="63500" h="25400"/>
+          </a:sp3d>
         </a:effectStyle>
       </a:effectStyleLst>
       <a:bgFillStyleLst>
         <a:solidFill>
           <a:schemeClr val="phClr"/>
         </a:solidFill>
-        <a:solidFill>
-          <a:schemeClr val="phClr">
-            <a:tint val="95000"/>
-            <a:satMod val="170000"/>
-          </a:schemeClr>
-        </a:solidFill>
         <a:gradFill rotWithShape="1">
           <a:gsLst>
             <a:gs pos="0">
               <a:schemeClr val="phClr">
-                <a:tint val="93000"/>
-                <a:satMod val="150000"/>
-                <a:shade val="98000"/>
-                <a:lumMod val="102000"/>
+                <a:tint val="40000"/>
+                <a:satMod val="350000"/>
               </a:schemeClr>
             </a:gs>
-            <a:gs pos="50000">
+            <a:gs pos="40000">
               <a:schemeClr val="phClr">
-                <a:tint val="98000"/>
-                <a:satMod val="130000"/>
-                <a:shade val="90000"/>
-                <a:lumMod val="103000"/>
+                <a:tint val="45000"/>
+                <a:shade val="99000"/>
+                <a:satMod val="350000"/>
               </a:schemeClr>
             </a:gs>
             <a:gs pos="100000">
               <a:schemeClr val="phClr">
-                <a:shade val="63000"/>
-                <a:satMod val="120000"/>
+                <a:shade val="20000"/>
+                <a:satMod val="255000"/>
               </a:schemeClr>
             </a:gs>
           </a:gsLst>
-          <a:lin ang="5400000" scaled="0"/>
+          <a:path path="circle">
+            <a:fillToRect l="50000" t="-80000" r="50000" b="180000"/>
+          </a:path>
+        </a:gradFill>
+        <a:gradFill rotWithShape="1">
+          <a:gsLst>
+            <a:gs pos="0">
+              <a:schemeClr val="phClr">
+                <a:tint val="80000"/>
+                <a:satMod val="300000"/>
+              </a:schemeClr>
+            </a:gs>
+            <a:gs pos="100000">
+              <a:schemeClr val="phClr">
+                <a:shade val="30000"/>
+                <a:satMod val="200000"/>
+              </a:schemeClr>
+            </a:gs>
+          </a:gsLst>
+          <a:path path="circle">
+            <a:fillToRect l="50000" t="50000" r="50000" b="50000"/>
+          </a:path>
         </a:gradFill>
       </a:bgFillStyleLst>
     </a:fmtScheme>
   </a:themeElements>
-  <a:objectDefaults/>
+  <a:objectDefaults>
+    <a:spDef>
+      <a:spPr/>
+      <a:bodyPr/>
+      <a:lstStyle/>
+      <a:style>
+        <a:lnRef idx="1">
+          <a:schemeClr val="accent1"/>
+        </a:lnRef>
+        <a:fillRef idx="3">
+          <a:schemeClr val="accent1"/>
+        </a:fillRef>
+        <a:effectRef idx="2">
+          <a:schemeClr val="accent1"/>
+        </a:effectRef>
+        <a:fontRef idx="minor">
+          <a:schemeClr val="lt1"/>
+        </a:fontRef>
+      </a:style>
+    </a:spDef>
+    <a:lnDef>
+      <a:spPr/>
+      <a:bodyPr/>
+      <a:lstStyle/>
+      <a:style>
+        <a:lnRef idx="2">
+          <a:schemeClr val="accent1"/>
+        </a:lnRef>
+        <a:fillRef idx="0">
+          <a:schemeClr val="accent1"/>
+        </a:fillRef>
+        <a:effectRef idx="1">
+          <a:schemeClr val="accent1"/>
+        </a:effectRef>
+        <a:fontRef idx="minor">
+          <a:schemeClr val="tx1"/>
+        </a:fontRef>
+      </a:style>
+    </a:lnDef>
+  </a:objectDefaults>
   <a:extraClrSchemeLst/>
-  <a:extLst>
-    <a:ext uri="{05A4C25C-085E-4340-85A3-A5531E510DB2}">
-      <thm15:themeFamily xmlns:thm15="http://schemas.microsoft.com/office/thememl/2012/main" name="Office Theme" id="{2E142A2C-CD16-42D6-873A-C26D2A0506FA}" vid="{1BDDFF52-6CD6-40A5-AB3C-68EB2F1E4D0A}"/>
-    </a:ext>
-  </a:extLst>
 </a:theme>
 </file>